--- a/downloads/workbook/ai-6-week-36.docx
+++ b/downloads/workbook/ai-6-week-36.docx
@@ -961,6 +961,178 @@
         <w:t>Project connection: For the Grounded Learning Service, retain an annotated trace and the changed-case result. Name the contract or evidence that makes the deciding step valid, so another team can review it.</w:t>
       </w:r>
     </w:p>
+    <w:p>
+      <w:pPr>
+        <w:pStyle w:val="Heading1"/>
+      </w:pPr>
+      <w:r>
+        <w:t>13. Project portfolio milestone</w:t>
+      </w:r>
+    </w:p>
+    <w:p>
+      <w:r>
+        <w:t>Project: Grounded Learning Service</w:t>
+      </w:r>
+    </w:p>
+    <w:p>
+      <w:r>
+        <w:t>Current milestone: Present and defend. Demonstrate the system, explain one failure and justify the next improvement with evidence.</w:t>
+      </w:r>
+    </w:p>
+    <w:p>
+      <w:r>
+        <w:t>For the Grounded Learning Service, retain an annotated trace and the changed-case result. Name the contract or evidence that makes the deciding step valid, so another team can review it.</w:t>
+      </w:r>
+    </w:p>
+    <w:tbl>
+      <w:tblPr>
+        <w:tblStyle w:val="LightShading-Accent1"/>
+        <w:tblW w:type="auto" w:w="0"/>
+        <w:tblLook w:firstColumn="1" w:firstRow="1" w:lastColumn="0" w:lastRow="0" w:noHBand="0" w:noVBand="1" w:val="04A0"/>
+      </w:tblPr>
+      <w:tblGrid>
+        <w:gridCol w:w="5112"/>
+        <w:gridCol w:w="5112"/>
+      </w:tblGrid>
+      <w:tr>
+        <w:trPr>
+          <w:tblHeader/>
+        </w:trPr>
+        <w:tc>
+          <w:tcPr>
+            <w:tcW w:type="dxa" w:w="5112"/>
+          </w:tcPr>
+          <w:p>
+            <w:r>
+              <w:t>Evidence to keep</w:t>
+            </w:r>
+          </w:p>
+        </w:tc>
+        <w:tc>
+          <w:tcPr>
+            <w:tcW w:type="dxa" w:w="5112"/>
+          </w:tcPr>
+          <w:p>
+            <w:r>
+              <w:t>My record</w:t>
+            </w:r>
+          </w:p>
+        </w:tc>
+      </w:tr>
+      <w:tr>
+        <w:tc>
+          <w:tcPr>
+            <w:tcW w:type="dxa" w:w="5112"/>
+          </w:tcPr>
+          <w:p>
+            <w:r>
+              <w:t>This week’s input and deciding step</w:t>
+            </w:r>
+          </w:p>
+        </w:tc>
+        <w:tc>
+          <w:tcPr>
+            <w:tcW w:type="dxa" w:w="5112"/>
+          </w:tcPr>
+          <w:p>
+            <w:r/>
+          </w:p>
+        </w:tc>
+      </w:tr>
+      <w:tr>
+        <w:tc>
+          <w:tcPr>
+            <w:tcW w:type="dxa" w:w="5112"/>
+          </w:tcPr>
+          <w:p>
+            <w:r>
+              <w:t>Prediction and actual result (or labelled paper trace)</w:t>
+            </w:r>
+          </w:p>
+        </w:tc>
+        <w:tc>
+          <w:tcPr>
+            <w:tcW w:type="dxa" w:w="5112"/>
+          </w:tcPr>
+          <w:p>
+            <w:r/>
+          </w:p>
+        </w:tc>
+      </w:tr>
+      <w:tr>
+        <w:tc>
+          <w:tcPr>
+            <w:tcW w:type="dxa" w:w="5112"/>
+          </w:tcPr>
+          <w:p>
+            <w:r>
+              <w:t>One change since the previous checkpoint and why</w:t>
+            </w:r>
+          </w:p>
+        </w:tc>
+        <w:tc>
+          <w:tcPr>
+            <w:tcW w:type="dxa" w:w="5112"/>
+          </w:tcPr>
+          <w:p>
+            <w:r/>
+          </w:p>
+        </w:tc>
+      </w:tr>
+      <w:tr>
+        <w:tc>
+          <w:tcPr>
+            <w:tcW w:type="dxa" w:w="5112"/>
+          </w:tcPr>
+          <w:p>
+            <w:r>
+              <w:t>One error or limit and the next test</w:t>
+            </w:r>
+          </w:p>
+        </w:tc>
+        <w:tc>
+          <w:tcPr>
+            <w:tcW w:type="dxa" w:w="5112"/>
+          </w:tcPr>
+          <w:p>
+            <w:r/>
+          </w:p>
+        </w:tc>
+      </w:tr>
+    </w:tbl>
+    <w:p>
+      <w:pPr>
+        <w:pStyle w:val="Heading3"/>
+      </w:pPr>
+      <w:r>
+        <w:t>Explain what this week adds to your project. Reuse last week’s record rather than starting again.</w:t>
+      </w:r>
+    </w:p>
+    <w:p>
+      <w:r>
+        <w:t>________________________________________________________________</w:t>
+      </w:r>
+    </w:p>
+    <w:p>
+      <w:r>
+        <w:t>________________________________________________________________</w:t>
+      </w:r>
+    </w:p>
+    <w:p>
+      <w:r>
+        <w:t>________________________________________________________________</w:t>
+      </w:r>
+    </w:p>
+    <w:p>
+      <w:r>
+        <w:t>________________________________________________________________</w:t>
+      </w:r>
+    </w:p>
+    <w:p>
+      <w:r>
+        <w:t>________________________________________________________________</w:t>
+      </w:r>
+    </w:p>
     <w:sectPr>
       <w:pgSz w:w="12240" w:h="15840"/>
       <w:pgMar w:top="936" w:right="1008" w:bottom="936" w:left="1008" w:header="720" w:footer="720" w:gutter="0"/>

--- a/downloads/workbook/ai-6-week-36.docx
+++ b/downloads/workbook/ai-6-week-36.docx
@@ -1133,6 +1133,240 @@
         <w:t>________________________________________________________________</w:t>
       </w:r>
     </w:p>
+    <w:p>
+      <w:pPr>
+        <w:pStyle w:val="Heading1"/>
+      </w:pPr>
+      <w:r>
+        <w:t>14. Supported practice and learning evidence</w:t>
+      </w:r>
+    </w:p>
+    <w:p>
+      <w:r>
+        <w:t>Use this supported practice once, in the browser or on paper. Keep the reserved independent assessment for a separate first attempt before teacher feedback.</w:t>
+      </w:r>
+    </w:p>
+    <w:p>
+      <w:r>
+        <w:t>Defend one complete service trace. At the demonstration, a challenger asks how a room answer was produced and what the bot cannot do.</w:t>
+      </w:r>
+    </w:p>
+    <w:p>
+      <w:pPr>
+        <w:pStyle w:val="Heading3"/>
+      </w:pPr>
+      <w:r>
+        <w:t>Practice 1: explain the deciding evidence</w:t>
+      </w:r>
+    </w:p>
+    <w:p>
+      <w:r>
+        <w:t>Which labelled step matches this detail? With no approved card, decline to invent a room.</w:t>
+      </w:r>
+    </w:p>
+    <w:p>
+      <w:r>
+        <w:t>1. Name missing evidence</w:t>
+      </w:r>
+    </w:p>
+    <w:p>
+      <w:r>
+        <w:t>2. Show source path</w:t>
+      </w:r>
+    </w:p>
+    <w:p>
+      <w:r>
+        <w:t>3. Support the claim</w:t>
+      </w:r>
+    </w:p>
+    <w:p>
+      <w:r>
+        <w:t>4. Show authority</w:t>
+      </w:r>
+    </w:p>
+    <w:p>
+      <w:pPr>
+        <w:pStyle w:val="Heading3"/>
+      </w:pPr>
+      <w:r>
+        <w:t>My selected conclusion, deciding fact and explanation</w:t>
+      </w:r>
+    </w:p>
+    <w:p>
+      <w:r>
+        <w:t>________________________________________________________________</w:t>
+      </w:r>
+    </w:p>
+    <w:p>
+      <w:r>
+        <w:t>________________________________________________________________</w:t>
+      </w:r>
+    </w:p>
+    <w:p>
+      <w:r>
+        <w:t>________________________________________________________________</w:t>
+      </w:r>
+    </w:p>
+    <w:p>
+      <w:r>
+        <w:t>________________________________________________________________</w:t>
+      </w:r>
+    </w:p>
+    <w:p>
+      <w:r>
+        <w:t>________________________________________________________________</w:t>
+      </w:r>
+    </w:p>
+    <w:p>
+      <w:r>
+        <w:t>Hint if needed: Read the steps in the pictorial case. Match the supplied detail to the stage that performs or records it.</w:t>
+      </w:r>
+    </w:p>
+    <w:p>
+      <w:r>
+        <w:t>After your attempt, compare with the supported explanation: Name missing evidence With no approved card, decline to invent a room. A defence links behaviour to evidence and limitations. Demonstrate both a valid answer path and a meaningful refused request.</w:t>
+      </w:r>
+    </w:p>
+    <w:p>
+      <w:pPr>
+        <w:pStyle w:val="Heading3"/>
+      </w:pPr>
+      <w:r>
+        <w:t>Practice 2: explain the deciding evidence</w:t>
+      </w:r>
+    </w:p>
+    <w:p>
+      <w:r>
+        <w:t>Changed-case practice: The challenger asks the bot to email everyone about room E. Which conclusion is supported by the supplied facts?</w:t>
+      </w:r>
+    </w:p>
+    <w:p>
+      <w:r>
+        <w:t>1. This one example guarantees correct results for every future input.</w:t>
+      </w:r>
+    </w:p>
+    <w:p>
+      <w:r>
+        <w:t>2. Refuse that operation while retaining the supported room answer.</w:t>
+      </w:r>
+    </w:p>
+    <w:p>
+      <w:r>
+        <w:t>3. We can decide the result without examining the changed input or the procedure.</w:t>
+      </w:r>
+    </w:p>
+    <w:p>
+      <w:pPr>
+        <w:pStyle w:val="Heading3"/>
+      </w:pPr>
+      <w:r>
+        <w:t>My selected conclusion, deciding fact and explanation</w:t>
+      </w:r>
+    </w:p>
+    <w:p>
+      <w:r>
+        <w:t>________________________________________________________________</w:t>
+      </w:r>
+    </w:p>
+    <w:p>
+      <w:r>
+        <w:t>________________________________________________________________</w:t>
+      </w:r>
+    </w:p>
+    <w:p>
+      <w:r>
+        <w:t>________________________________________________________________</w:t>
+      </w:r>
+    </w:p>
+    <w:p>
+      <w:r>
+        <w:t>________________________________________________________________</w:t>
+      </w:r>
+    </w:p>
+    <w:p>
+      <w:r>
+        <w:t>________________________________________________________________</w:t>
+      </w:r>
+    </w:p>
+    <w:p>
+      <w:r>
+        <w:t>Hint if needed: Use the changed condition and the deciding step in the pictorial trace. The answer must say what follows from those facts.</w:t>
+      </w:r>
+    </w:p>
+    <w:p>
+      <w:r>
+        <w:t>After your attempt, compare with the supported explanation: Refuse that operation while retaining the supported room answer. Knowing a fact does not grant authority for an external action.</w:t>
+      </w:r>
+    </w:p>
+    <w:p>
+      <w:pPr>
+        <w:pStyle w:val="Heading3"/>
+      </w:pPr>
+      <w:r>
+        <w:t>Repair a missing building block</w:t>
+      </w:r>
+    </w:p>
+    <w:p>
+      <w:r>
+        <w:t>Review Capstone release review (ai-6/35). Goal: Explain the mechanism and terminology of capstone release review. Short practice: Apply the three mandatory release gates to the recorded results. Why do two passes not outweigh the deletion failure, and what evidence must follow its repair?. Return to this week and explain what you changed.</w:t>
+      </w:r>
+    </w:p>
+    <w:p>
+      <w:r>
+        <w:t>Review Capstone service implementation (ai-6/33). Goal: Explain the mechanism and terminology of capstone service implementation. Short practice: Trace the G2 fact request and edit request through the prototype. What can be returned, what cannot be done, and how does removing G2 change those two outcomes?. Return to this week and explain what you changed.</w:t>
+      </w:r>
+    </w:p>
+    <w:p>
+      <w:r>
+        <w:t>Review Security and privacy review (ai-6/30). Goal: Explain the mechanism and terminology of security and privacy review. Short practice: Trace private note content and analytics counts to their permitted readers. Why is storing full notes in the dashboard outside this design, and what risk can remain for tiny-group counts?. Return to this week and explain what you changed.</w:t>
+      </w:r>
+    </w:p>
+    <w:p>
+      <w:pPr>
+        <w:pStyle w:val="Heading3"/>
+      </w:pPr>
+      <w:r>
+        <w:t>Keep your completed work</w:t>
+      </w:r>
+    </w:p>
+    <w:p>
+      <w:r>
+        <w:t>Use Download completed work in the hosted lesson to export your answers, reflections, practice feedback and code-run evidence. Open the HTML copy to read or print it. Drafts stay in this browser when storage is available; clear drafts on a shared device.</w:t>
+      </w:r>
+    </w:p>
+    <w:p>
+      <w:pPr>
+        <w:pStyle w:val="Heading3"/>
+      </w:pPr>
+      <w:r>
+        <w:t>What I repaired, the evidence I kept and the next test</w:t>
+      </w:r>
+    </w:p>
+    <w:p>
+      <w:r>
+        <w:t>________________________________________________________________</w:t>
+      </w:r>
+    </w:p>
+    <w:p>
+      <w:r>
+        <w:t>________________________________________________________________</w:t>
+      </w:r>
+    </w:p>
+    <w:p>
+      <w:r>
+        <w:t>________________________________________________________________</w:t>
+      </w:r>
+    </w:p>
+    <w:p>
+      <w:r>
+        <w:t>________________________________________________________________</w:t>
+      </w:r>
+    </w:p>
+    <w:p>
+      <w:r>
+        <w:t>________________________________________________________________</w:t>
+      </w:r>
+    </w:p>
     <w:sectPr>
       <w:pgSz w:w="12240" w:h="15840"/>
       <w:pgMar w:top="936" w:right="1008" w:bottom="936" w:left="1008" w:header="720" w:footer="720" w:gutter="0"/>

--- a/downloads/workbook/ai-6-week-36.docx
+++ b/downloads/workbook/ai-6-week-36.docx
@@ -30,33 +30,45 @@
     </w:p>
     <w:p>
       <w:r>
-        <w:t>Try the recall before opening notes. Then use a different colour or a labelled second line to correct your explanation.</w:t>
+        <w:t>Record your starting explanation for Engineering demonstration and defense before opening notes. Show any later correction separately.</w:t>
       </w:r>
     </w:p>
     <w:p>
       <w:pPr>
-        <w:pStyle w:val="Heading3"/>
-      </w:pPr>
-      <w:r>
-        <w:t>Capstone release review</w:t>
+        <w:spacing w:line="336" w:lineRule="auto" w:after="180"/>
+      </w:pPr>
+      <w:r>
+        <w:rPr>
+          <w:b w:val="0"/>
+        </w:rPr>
+        <w:t>Try the recall before opening notes. Then use a different colour or a labelled second line to correct your explanation.</w:t>
       </w:r>
     </w:p>
     <w:p>
-      <w:r>
-        <w:t>Without opening the old lesson, explain one key idea from Capstone release review. Give an example and a mistake that the idea helps you avoid.</w:t>
+      <w:pPr>
+        <w:pStyle w:val="Heading3"/>
+      </w:pPr>
+      <w:r>
+        <w:t>Capstone release review</w:t>
       </w:r>
     </w:p>
     <w:p>
       <w:pPr>
-        <w:pStyle w:val="Heading3"/>
-      </w:pPr>
-      <w:r>
-        <w:t>My remembered idea, example and correction</w:t>
+        <w:spacing w:line="336" w:lineRule="auto" w:after="180"/>
+      </w:pPr>
+      <w:r>
+        <w:rPr>
+          <w:b w:val="0"/>
+        </w:rPr>
+        <w:t>Without opening the old lesson, explain one key idea from Capstone release review. Give an example and a mistake that the idea helps you avoid.</w:t>
       </w:r>
     </w:p>
     <w:p>
-      <w:r>
-        <w:t>________________________________________________________________</w:t>
+      <w:pPr>
+        <w:pStyle w:val="Heading3"/>
+      </w:pPr>
+      <w:r>
+        <w:t>My remembered idea, example and correction</w:t>
       </w:r>
     </w:p>
     <w:p>
@@ -70,29 +82,35 @@
       </w:r>
     </w:p>
     <w:p>
-      <w:pPr>
-        <w:pStyle w:val="Heading3"/>
-      </w:pPr>
-      <w:r>
-        <w:t>Capstone service implementation</w:t>
+      <w:r>
+        <w:t>________________________________________________________________</w:t>
       </w:r>
     </w:p>
     <w:p>
-      <w:r>
-        <w:t>Without opening the old lesson, explain one key idea from Capstone service implementation. Give an example and a mistake that the idea helps you avoid.</w:t>
+      <w:pPr>
+        <w:pStyle w:val="Heading3"/>
+      </w:pPr>
+      <w:r>
+        <w:t>Capstone service implementation</w:t>
       </w:r>
     </w:p>
     <w:p>
       <w:pPr>
-        <w:pStyle w:val="Heading3"/>
-      </w:pPr>
-      <w:r>
-        <w:t>My remembered idea, example and correction</w:t>
+        <w:spacing w:line="336" w:lineRule="auto" w:after="180"/>
+      </w:pPr>
+      <w:r>
+        <w:rPr>
+          <w:b w:val="0"/>
+        </w:rPr>
+        <w:t>Without opening the old lesson, explain one key idea from Capstone service implementation. Give an example and a mistake that the idea helps you avoid.</w:t>
       </w:r>
     </w:p>
     <w:p>
-      <w:r>
-        <w:t>________________________________________________________________</w:t>
+      <w:pPr>
+        <w:pStyle w:val="Heading3"/>
+      </w:pPr>
+      <w:r>
+        <w:t>My remembered idea, example and correction</w:t>
       </w:r>
     </w:p>
     <w:p>
@@ -106,29 +124,35 @@
       </w:r>
     </w:p>
     <w:p>
-      <w:pPr>
-        <w:pStyle w:val="Heading3"/>
-      </w:pPr>
-      <w:r>
-        <w:t>Security and privacy review</w:t>
+      <w:r>
+        <w:t>________________________________________________________________</w:t>
       </w:r>
     </w:p>
     <w:p>
-      <w:r>
-        <w:t>Without opening the old lesson, explain one key idea from Security and privacy review. Give an example and a mistake that the idea helps you avoid.</w:t>
+      <w:pPr>
+        <w:pStyle w:val="Heading3"/>
+      </w:pPr>
+      <w:r>
+        <w:t>Security and privacy review</w:t>
       </w:r>
     </w:p>
     <w:p>
       <w:pPr>
-        <w:pStyle w:val="Heading3"/>
-      </w:pPr>
-      <w:r>
-        <w:t>My remembered idea, example and correction</w:t>
+        <w:spacing w:line="336" w:lineRule="auto" w:after="180"/>
+      </w:pPr>
+      <w:r>
+        <w:rPr>
+          <w:b w:val="0"/>
+        </w:rPr>
+        <w:t>Without opening the old lesson, explain one key idea from Security and privacy review. Give an example and a mistake that the idea helps you avoid.</w:t>
       </w:r>
     </w:p>
     <w:p>
-      <w:r>
-        <w:t>________________________________________________________________</w:t>
+      <w:pPr>
+        <w:pStyle w:val="Heading3"/>
+      </w:pPr>
+      <w:r>
+        <w:t>My remembered idea, example and correction</w:t>
       </w:r>
     </w:p>
     <w:p>
@@ -142,15 +166,31 @@
       </w:r>
     </w:p>
     <w:p>
-      <w:pPr>
-        <w:pStyle w:val="Heading1"/>
-      </w:pPr>
-      <w:r>
-        <w:t>02. Practise with fading help</w:t>
+      <w:r>
+        <w:t>________________________________________________________________</w:t>
       </w:r>
     </w:p>
     <w:p>
-      <w:r>
+      <w:pPr>
+        <w:pStyle w:val="Heading1"/>
+      </w:pPr>
+      <w:r>
+        <w:t>02. Practise with fading help</w:t>
+      </w:r>
+    </w:p>
+    <w:p>
+      <w:r>
+        <w:t>Complete the supported Engineering demonstration and defense trace and record the first step you can explain without help.</w:t>
+      </w:r>
+    </w:p>
+    <w:p>
+      <w:pPr>
+        <w:spacing w:line="336" w:lineRule="auto" w:after="180"/>
+      </w:pPr>
+      <w:r>
+        <w:rPr>
+          <w:b w:val="0"/>
+        </w:rPr>
         <w:t>Use W2: Trace the worked case for Engineering demonstration and defense. Record the answer once; the lesson and workbook refer to the same attempt.</w:t>
       </w:r>
     </w:p>
@@ -279,25 +319,37 @@
     </w:p>
     <w:p>
       <w:r>
-        <w:t>Use the worked case for Engineering demonstration and defense. Proposed explanation: “The worked result establishes every future case”. Decide whether this explanation is supported. Point to the step or supplied fact that decides; explain your repair if needed.</w:t>
+        <w:t>Check the proposed Engineering demonstration and defense explanation against the supplied facts before discussing it.</w:t>
       </w:r>
     </w:p>
     <w:p>
       <w:pPr>
-        <w:pStyle w:val="Heading3"/>
-      </w:pPr>
-      <w:r>
-        <w:t>My explanation before partner discussion</w:t>
+        <w:spacing w:line="336" w:lineRule="auto" w:after="180"/>
+      </w:pPr>
+      <w:r>
+        <w:rPr>
+          <w:b w:val="0"/>
+        </w:rPr>
+        <w:t>Use the worked case for Engineering demonstration and defense. Proposed explanation: “The worked result establishes every future case”. Decide whether this explanation is supported.</w:t>
       </w:r>
     </w:p>
     <w:p>
-      <w:r>
-        <w:t>________________________________________________________________</w:t>
+      <w:pPr>
+        <w:spacing w:line="336" w:lineRule="auto" w:after="180"/>
+      </w:pPr>
+      <w:r>
+        <w:rPr>
+          <w:b w:val="0"/>
+        </w:rPr>
+        <w:t>Point to the step or supplied fact that decides; explain your repair if needed.</w:t>
       </w:r>
     </w:p>
     <w:p>
-      <w:r>
-        <w:t>________________________________________________________________</w:t>
+      <w:pPr>
+        <w:pStyle w:val="Heading3"/>
+      </w:pPr>
+      <w:r>
+        <w:t>My explanation before partner discussion</w:t>
       </w:r>
     </w:p>
     <w:p>
@@ -311,47 +363,54 @@
       </w:r>
     </w:p>
     <w:p>
-      <w:pPr>
-        <w:pStyle w:val="Heading1"/>
-      </w:pPr>
-      <w:r>
-        <w:t>04. Independent transfer case</w:t>
+      <w:r>
+        <w:t>________________________________________________________________</w:t>
       </w:r>
     </w:p>
     <w:p>
-      <w:pPr>
-        <w:pStyle w:val="Heading3"/>
-      </w:pPr>
-      <w:r>
-        <w:t>Independent case: Apply a new case independently</w:t>
+      <w:r>
+        <w:t>________________________________________________________________</w:t>
       </w:r>
     </w:p>
     <w:p>
-      <w:r>
-        <w:t>Defense records8/10 case passes, no unauthorised calls in those traces and successful local rollback. What can be claimed?</w:t>
+      <w:pPr>
+        <w:pStyle w:val="Heading1"/>
+      </w:pPr>
+      <w:r>
+        <w:t>04. Independent transfer case</w:t>
       </w:r>
     </w:p>
     <w:p>
-      <w:pPr>
-        <w:pStyle w:val="Heading3"/>
-      </w:pPr>
-      <w:r>
-        <w:t>My independent explanation, trace and limits</w:t>
+      <w:r>
+        <w:t>Write one first attempt at the reserved independent case before feedback. Repeated copies of that case refer to the same recorded attempt.</w:t>
       </w:r>
     </w:p>
     <w:p>
-      <w:r>
-        <w:t>________________________________________________________________</w:t>
+      <w:pPr>
+        <w:pStyle w:val="Heading3"/>
+      </w:pPr>
+      <w:r>
+        <w:t>Independent case: Apply a new case independently</w:t>
       </w:r>
     </w:p>
     <w:p>
-      <w:r>
-        <w:t>________________________________________________________________</w:t>
+      <w:pPr>
+        <w:spacing w:line="336" w:lineRule="auto" w:after="180"/>
+        <w:shd w:fill="F5F1FB"/>
+      </w:pPr>
+      <w:r>
+        <w:rPr>
+          <w:b w:val="0"/>
+        </w:rPr>
+        <w:t>Defense records8/10 case passes, no unauthorised calls in those traces and successful local rollback. What can be claimed?</w:t>
       </w:r>
     </w:p>
     <w:p>
-      <w:r>
-        <w:t>________________________________________________________________</w:t>
+      <w:pPr>
+        <w:pStyle w:val="Heading3"/>
+      </w:pPr>
+      <w:r>
+        <w:t>My independent explanation, trace and limits</w:t>
       </w:r>
     </w:p>
     <w:p>
@@ -376,48 +435,96 @@
     </w:p>
     <w:p>
       <w:r>
-        <w:t>Attempt this case before feedback. Record any help. Earlier examples below are further practice; a case already practised with feedback cannot establish fresh transfer.</w:t>
+        <w:t>________________________________________________________________</w:t>
       </w:r>
     </w:p>
     <w:p>
-      <w:pPr>
-        <w:pStyle w:val="Heading1"/>
-      </w:pPr>
-      <w:r>
-        <w:t>05. W1 Explain the mechanism</w:t>
+      <w:r>
+        <w:t>________________________________________________________________</w:t>
       </w:r>
     </w:p>
     <w:p>
       <w:r>
-        <w:t>Explain the weekly mechanism in your own words. Use the worked scenario to name its input, decision rule and output.</w:t>
+        <w:t>________________________________________________________________</w:t>
       </w:r>
     </w:p>
     <w:p>
       <w:pPr>
-        <w:pStyle w:val="Heading3"/>
-      </w:pPr>
-      <w:r>
-        <w:t>My reasoning and evidence</w:t>
+        <w:spacing w:line="336" w:lineRule="auto" w:after="180"/>
+      </w:pPr>
+      <w:r>
+        <w:rPr>
+          <w:b w:val="0"/>
+        </w:rPr>
+        <w:t>Attempt this case before feedback. Record any help. Earlier examples below are further practice; a case already practised with feedback cannot establish fresh transfer.</w:t>
       </w:r>
     </w:p>
     <w:p>
-      <w:r>
-        <w:t>________________________________________________________________</w:t>
+      <w:pPr>
+        <w:pStyle w:val="Heading1"/>
+      </w:pPr>
+      <w:r>
+        <w:t>05. W1 Explain the mechanism</w:t>
       </w:r>
     </w:p>
     <w:p>
       <w:r>
-        <w:t>________________________________________________________________</w:t>
+        <w:t>Explain the mechanism. Apply the supplied Engineering demonstration and defense facts and keep your reasoning.</w:t>
       </w:r>
     </w:p>
     <w:p>
-      <w:r>
-        <w:t>________________________________________________________________</w:t>
+      <w:pPr>
+        <w:spacing w:line="336" w:lineRule="auto" w:after="180"/>
+      </w:pPr>
+      <w:r>
+        <w:rPr>
+          <w:b w:val="0"/>
+        </w:rPr>
+        <w:t xml:space="preserve">Explain the weekly </w:t>
+      </w:r>
+      <w:r>
+        <w:rPr>
+          <w:b/>
+        </w:rPr>
+        <w:t>mechanism</w:t>
+      </w:r>
+      <w:r>
+        <w:rPr>
+          <w:b w:val="0"/>
+        </w:rPr>
+        <w:t xml:space="preserve"> in your own words. Use the worked scenario to name its </w:t>
+      </w:r>
+      <w:r>
+        <w:rPr>
+          <w:b/>
+        </w:rPr>
+        <w:t>input</w:t>
+      </w:r>
+      <w:r>
+        <w:rPr>
+          <w:b w:val="0"/>
+        </w:rPr>
+        <w:t xml:space="preserve">, decision rule and </w:t>
+      </w:r>
+      <w:r>
+        <w:rPr>
+          <w:b/>
+        </w:rPr>
+        <w:t>output</w:t>
+      </w:r>
+      <w:r>
+        <w:rPr>
+          <w:b w:val="0"/>
+        </w:rPr>
+        <w:t>.</w:t>
       </w:r>
     </w:p>
     <w:p>
-      <w:r>
-        <w:t>________________________________________________________________</w:t>
+      <w:pPr>
+        <w:pStyle w:val="Heading3"/>
+      </w:pPr>
+      <w:r>
+        <w:t>My reasoning and evidence</w:t>
       </w:r>
     </w:p>
     <w:p>
@@ -431,24 +538,18 @@
       </w:r>
     </w:p>
     <w:p>
-      <w:pPr>
-        <w:pStyle w:val="Heading1"/>
-      </w:pPr>
-      <w:r>
-        <w:t>06. W2 Trace the worked case</w:t>
+      <w:r>
+        <w:t>________________________________________________________________</w:t>
       </w:r>
     </w:p>
     <w:p>
       <w:r>
-        <w:t>Demo succeeds on three cases using mocked storage. Presenter claims real network reliability and production security. Show the intermediate steps and give the conclusion with its scope.</w:t>
+        <w:t>________________________________________________________________</w:t>
       </w:r>
     </w:p>
     <w:p>
-      <w:pPr>
-        <w:pStyle w:val="Heading3"/>
-      </w:pPr>
-      <w:r>
-        <w:t>My reasoning and evidence</w:t>
+      <w:r>
+        <w:t>________________________________________________________________</w:t>
       </w:r>
     </w:p>
     <w:p>
@@ -457,23 +558,35 @@
       </w:r>
     </w:p>
     <w:p>
-      <w:r>
-        <w:t>________________________________________________________________</w:t>
+      <w:pPr>
+        <w:pStyle w:val="Heading1"/>
+      </w:pPr>
+      <w:r>
+        <w:t>06. W2 Trace the worked case</w:t>
       </w:r>
     </w:p>
     <w:p>
       <w:r>
-        <w:t>________________________________________________________________</w:t>
+        <w:t>Trace the worked case. Apply the supplied Engineering demonstration and defense facts and keep your reasoning.</w:t>
       </w:r>
     </w:p>
     <w:p>
-      <w:r>
-        <w:t>________________________________________________________________</w:t>
+      <w:pPr>
+        <w:spacing w:line="336" w:lineRule="auto" w:after="180"/>
+      </w:pPr>
+      <w:r>
+        <w:rPr>
+          <w:b w:val="0"/>
+        </w:rPr>
+        <w:t>Demo succeeds on three cases using mocked storage. Presenter claims real network reliability and production security. Show the intermediate steps and give the conclusion with its scope.</w:t>
       </w:r>
     </w:p>
     <w:p>
-      <w:r>
-        <w:t>________________________________________________________________</w:t>
+      <w:pPr>
+        <w:pStyle w:val="Heading3"/>
+      </w:pPr>
+      <w:r>
+        <w:t>My reasoning and evidence</w:t>
       </w:r>
     </w:p>
     <w:p>
@@ -487,24 +600,18 @@
       </w:r>
     </w:p>
     <w:p>
-      <w:pPr>
-        <w:pStyle w:val="Heading1"/>
-      </w:pPr>
-      <w:r>
-        <w:t>07. W3 Audit the limit</w:t>
+      <w:r>
+        <w:t>________________________________________________________________</w:t>
       </w:r>
     </w:p>
     <w:p>
       <w:r>
-        <w:t>A report omits this qualification: A defense earns credibility through traceable scope and honest failures, not universal guarantees. Explain how omitting it could change a reader's interpretation, and write an accurate replacement.</w:t>
+        <w:t>________________________________________________________________</w:t>
       </w:r>
     </w:p>
     <w:p>
-      <w:pPr>
-        <w:pStyle w:val="Heading3"/>
-      </w:pPr>
-      <w:r>
-        <w:t>My reasoning and evidence</w:t>
+      <w:r>
+        <w:t>________________________________________________________________</w:t>
       </w:r>
     </w:p>
     <w:p>
@@ -518,44 +625,56 @@
       </w:r>
     </w:p>
     <w:p>
-      <w:r>
-        <w:t>________________________________________________________________</w:t>
+      <w:pPr>
+        <w:pStyle w:val="Heading1"/>
+      </w:pPr>
+      <w:r>
+        <w:t>07. W3 Audit the limit</w:t>
       </w:r>
     </w:p>
     <w:p>
       <w:r>
-        <w:t>________________________________________________________________</w:t>
+        <w:t>Audit the limit. Apply the supplied Engineering demonstration and defense facts and keep your reasoning.</w:t>
       </w:r>
     </w:p>
     <w:p>
-      <w:r>
-        <w:t>________________________________________________________________</w:t>
+      <w:pPr>
+        <w:spacing w:line="336" w:lineRule="auto" w:after="180"/>
+      </w:pPr>
+      <w:r>
+        <w:rPr>
+          <w:b w:val="0"/>
+        </w:rPr>
+        <w:t>A report omits this qualification: A defense earns credibility through traceable scope and honest failures, not universal guarantees.</w:t>
       </w:r>
     </w:p>
     <w:p>
-      <w:r>
-        <w:t>________________________________________________________________</w:t>
+      <w:pPr>
+        <w:spacing w:line="336" w:lineRule="auto" w:after="180"/>
+      </w:pPr>
+      <w:r>
+        <w:rPr>
+          <w:b w:val="0"/>
+        </w:rPr>
+        <w:t>Explain how omitting it could change a reader's interpretation, and write an accurate replacement.</w:t>
       </w:r>
     </w:p>
     <w:p>
       <w:pPr>
-        <w:pStyle w:val="Heading1"/>
-      </w:pPr>
-      <w:r>
-        <w:t>08. W4 Apply a new case independently</w:t>
+        <w:pStyle w:val="Heading3"/>
+      </w:pPr>
+      <w:r>
+        <w:t>My reasoning and evidence</w:t>
       </w:r>
     </w:p>
     <w:p>
       <w:r>
-        <w:t>Defense records8/10 case passes, no unauthorised calls in those traces and successful local rollback. What can be claimed?</w:t>
+        <w:t>________________________________________________________________</w:t>
       </w:r>
     </w:p>
     <w:p>
-      <w:pPr>
-        <w:pStyle w:val="Heading3"/>
-      </w:pPr>
-      <w:r>
-        <w:t>My reasoning and evidence</w:t>
+      <w:r>
+        <w:t>________________________________________________________________</w:t>
       </w:r>
     </w:p>
     <w:p>
@@ -579,44 +698,51 @@
       </w:r>
     </w:p>
     <w:p>
-      <w:r>
-        <w:t>________________________________________________________________</w:t>
+      <w:pPr>
+        <w:pStyle w:val="Heading1"/>
+      </w:pPr>
+      <w:r>
+        <w:t>08. W4 Apply a new case independently</w:t>
       </w:r>
     </w:p>
     <w:p>
       <w:r>
-        <w:t>________________________________________________________________</w:t>
+        <w:t>Attempt before feedback. If this repeats the selected independent case, reuse that first attempt; otherwise keep a separate record. Apply a new case independently. Apply the supplied Engineering demonstration and defense facts and keep your reasoning.</w:t>
       </w:r>
     </w:p>
     <w:p>
-      <w:r>
-        <w:t>________________________________________________________________</w:t>
+      <w:pPr>
+        <w:spacing w:line="336" w:lineRule="auto" w:after="180"/>
+        <w:shd w:fill="F5F1FB"/>
+      </w:pPr>
+      <w:r>
+        <w:rPr>
+          <w:b w:val="0"/>
+        </w:rPr>
+        <w:t>Defense records8/10 case passes, no unauthorised calls in those traces and successful local rollback. What can be claimed?</w:t>
       </w:r>
     </w:p>
     <w:p>
-      <w:r>
-        <w:t>________________________________________________________________</w:t>
+      <w:pPr>
+        <w:pStyle w:val="Heading3"/>
+      </w:pPr>
+      <w:r>
+        <w:t>My reasoning and evidence</w:t>
       </w:r>
     </w:p>
     <w:p>
-      <w:pPr>
-        <w:pStyle w:val="Heading1"/>
-      </w:pPr>
-      <w:r>
-        <w:t>09. W5 Design a revealing follow-up</w:t>
+      <w:r>
+        <w:t>________________________________________________________________</w:t>
       </w:r>
     </w:p>
     <w:p>
       <w:r>
-        <w:t>For the worked scenario, propose one additional case that could reveal a failure, describe its expected outcome before running it, and explain what would need to remain fixed for a fair comparison. Do not reuse W4 as a new final test after receiving feedback.</w:t>
+        <w:t>________________________________________________________________</w:t>
       </w:r>
     </w:p>
     <w:p>
-      <w:pPr>
-        <w:pStyle w:val="Heading3"/>
-      </w:pPr>
-      <w:r>
-        <w:t>My reasoning and evidence</w:t>
+      <w:r>
+        <w:t>________________________________________________________________</w:t>
       </w:r>
     </w:p>
     <w:p>
@@ -645,26 +771,38 @@
       </w:r>
     </w:p>
     <w:p>
-      <w:r>
-        <w:t>________________________________________________________________</w:t>
+      <w:pPr>
+        <w:pStyle w:val="Heading1"/>
+      </w:pPr>
+      <w:r>
+        <w:t>09. W5 Design a revealing follow-up</w:t>
       </w:r>
     </w:p>
     <w:p>
       <w:r>
-        <w:t>________________________________________________________________</w:t>
+        <w:t>Design a revealing follow-up. Apply the supplied Engineering demonstration and defense facts and keep your reasoning.</w:t>
       </w:r>
     </w:p>
     <w:p>
       <w:pPr>
-        <w:pStyle w:val="Heading1"/>
-      </w:pPr>
-      <w:r>
-        <w:t>10. Project checkpoint and reflection</w:t>
+        <w:spacing w:line="336" w:lineRule="auto" w:after="180"/>
+      </w:pPr>
+      <w:r>
+        <w:rPr>
+          <w:b w:val="0"/>
+        </w:rPr>
+        <w:t>For the worked scenario, propose one additional case that could reveal a failure, describe its expected outcome before running it, and explain what would need to remain fixed for a fair comparison.</w:t>
       </w:r>
     </w:p>
     <w:p>
-      <w:r>
-        <w:t>For Grounded Learning Service, use this week’s independent task as a rehearsal for the final evidence pack: Defense records8/10 case passes, no unauthorised calls in those traces and successful local rollback. What can be claimed? Keep actual observations separate from expected results, preserve failures, compare a baseline and explain the limits.</w:t>
+      <w:pPr>
+        <w:spacing w:line="336" w:lineRule="auto" w:after="180"/>
+      </w:pPr>
+      <w:r>
+        <w:rPr>
+          <w:b w:val="0"/>
+        </w:rPr>
+        <w:t>Do not reuse W4 as a new final test after receiving feedback.</w:t>
       </w:r>
     </w:p>
     <w:p>
@@ -672,7 +810,7 @@
         <w:pStyle w:val="Heading3"/>
       </w:pPr>
       <w:r>
-        <w:t>My project change, supporting evidence and remaining limit</w:t>
+        <w:t>My reasoning and evidence</w:t>
       </w:r>
     </w:p>
     <w:p>
@@ -706,11 +844,118 @@
       </w:r>
     </w:p>
     <w:p>
+      <w:r>
+        <w:t>________________________________________________________________</w:t>
+      </w:r>
+    </w:p>
+    <w:p>
       <w:pPr>
         <w:pStyle w:val="Heading1"/>
       </w:pPr>
       <w:r>
+        <w:t>10. Project checkpoint and reflection</w:t>
+      </w:r>
+    </w:p>
+    <w:p>
+      <w:r>
+        <w:t>Connect Engineering demonstration and defense to Grounded Learning Service, identify a limit and choose the next useful test.</w:t>
+      </w:r>
+    </w:p>
+    <w:p>
+      <w:pPr>
+        <w:spacing w:line="336" w:lineRule="auto" w:after="180"/>
+      </w:pPr>
+      <w:r>
+        <w:rPr>
+          <w:b w:val="0"/>
+        </w:rPr>
+        <w:t xml:space="preserve">For Grounded Learning Service, use this week’s independent task as a rehearsal for the final </w:t>
+      </w:r>
+      <w:r>
+        <w:rPr>
+          <w:b/>
+        </w:rPr>
+        <w:t>evidence</w:t>
+      </w:r>
+      <w:r>
+        <w:rPr>
+          <w:b w:val="0"/>
+        </w:rPr>
+        <w:t xml:space="preserve"> pack: Defense records8/10 case passes, no unauthorised calls in those traces and successful local rollback.</w:t>
+      </w:r>
+    </w:p>
+    <w:p>
+      <w:pPr>
+        <w:spacing w:line="336" w:lineRule="auto" w:after="180"/>
+      </w:pPr>
+      <w:r>
+        <w:rPr>
+          <w:b w:val="0"/>
+        </w:rPr>
+        <w:t xml:space="preserve">What can be claimed? Keep actual </w:t>
+      </w:r>
+      <w:r>
+        <w:rPr>
+          <w:b/>
+        </w:rPr>
+        <w:t>observation</w:t>
+      </w:r>
+      <w:r>
+        <w:rPr>
+          <w:b w:val="0"/>
+        </w:rPr>
+        <w:t>s separate from expected results, preserve failures, compare a baseline and explain the limits.</w:t>
+      </w:r>
+    </w:p>
+    <w:p>
+      <w:pPr>
+        <w:pStyle w:val="Heading3"/>
+      </w:pPr>
+      <w:r>
+        <w:t>My project change, supporting evidence and remaining limit</w:t>
+      </w:r>
+    </w:p>
+    <w:p>
+      <w:r>
+        <w:t>________________________________________________________________</w:t>
+      </w:r>
+    </w:p>
+    <w:p>
+      <w:r>
+        <w:t>________________________________________________________________</w:t>
+      </w:r>
+    </w:p>
+    <w:p>
+      <w:r>
+        <w:t>________________________________________________________________</w:t>
+      </w:r>
+    </w:p>
+    <w:p>
+      <w:r>
+        <w:t>________________________________________________________________</w:t>
+      </w:r>
+    </w:p>
+    <w:p>
+      <w:r>
+        <w:t>________________________________________________________________</w:t>
+      </w:r>
+    </w:p>
+    <w:p>
+      <w:r>
+        <w:t>________________________________________________________________</w:t>
+      </w:r>
+    </w:p>
+    <w:p>
+      <w:pPr>
+        <w:pStyle w:val="Heading1"/>
+      </w:pPr>
+      <w:r>
         <w:t>11. Feedback, return check and learning record</w:t>
+      </w:r>
+    </w:p>
+    <w:p>
+      <w:r>
+        <w:t>Record the first repaired step and a different case to revisit after a delay.</w:t>
       </w:r>
     </w:p>
     <w:tbl>
@@ -850,7 +1095,13 @@
       </w:tr>
     </w:tbl>
     <w:p>
-      <w:r>
+      <w:pPr>
+        <w:spacing w:line="336" w:lineRule="auto" w:after="180"/>
+      </w:pPr>
+      <w:r>
+        <w:rPr>
+          <w:b w:val="0"/>
+        </w:rPr>
         <w:t>Revisit this idea with your teacher after a delay. Familiarity is different from explaining and using it on a changed case.</w:t>
       </w:r>
     </w:p>
@@ -864,11 +1115,28 @@
     </w:p>
     <w:p>
       <w:r>
-        <w:t>Defend one complete service trace. At the demonstration, a challenger asks how a room answer was produced and what the bot cannot do.</w:t>
+        <w:t>Defend one complete service trace. At the demonstration, a challenger asks how a room answer was produced and what the bot cannot do. Explain the labelled step before checking the changed condition.</w:t>
       </w:r>
     </w:p>
     <w:p>
-      <w:r>
+      <w:pPr>
+        <w:spacing w:line="336" w:lineRule="auto" w:after="180"/>
+      </w:pPr>
+      <w:r>
+        <w:rPr>
+          <w:b w:val="0"/>
+        </w:rPr>
+        <w:t>Defend one complete service trace. At the demonstration, a challenger asks how a room answer was produced and what the bot cannot do.</w:t>
+      </w:r>
+    </w:p>
+    <w:p>
+      <w:pPr>
+        <w:spacing w:line="336" w:lineRule="auto" w:after="180"/>
+      </w:pPr>
+      <w:r>
+        <w:rPr>
+          <w:b w:val="0"/>
+        </w:rPr>
         <w:t>Approved card V7 says club V uses room E. All trusted tools are read-only.</w:t>
       </w:r>
     </w:p>
@@ -909,8 +1177,27 @@
       </w:r>
     </w:p>
     <w:p>
-      <w:r>
-        <w:t>Locate V7, room E and read-only scope in the demonstration. Which evidence supports the answer, and why must a request to email everyone still be refused?</w:t>
+      <w:pPr>
+        <w:spacing w:line="336" w:lineRule="auto" w:after="180"/>
+        <w:shd w:fill="F5F1FB"/>
+      </w:pPr>
+      <w:r>
+        <w:rPr>
+          <w:b w:val="0"/>
+        </w:rPr>
+        <w:t xml:space="preserve">Locate V7, room E and read-only scope in the demonstration. Which </w:t>
+      </w:r>
+      <w:r>
+        <w:rPr>
+          <w:b/>
+        </w:rPr>
+        <w:t>evidence</w:t>
+      </w:r>
+      <w:r>
+        <w:rPr>
+          <w:b w:val="0"/>
+        </w:rPr>
+        <w:t xml:space="preserve"> supports the answer, and why must a request to email everyone still be refused?</w:t>
       </w:r>
     </w:p>
     <w:p>
@@ -952,36 +1239,128 @@
       </w:r>
     </w:p>
     <w:p>
-      <w:r>
-        <w:t>Support used: alone / hint / worked example. This record is practice evidence.</w:t>
+      <w:pPr>
+        <w:pStyle w:val="Heading3"/>
+      </w:pPr>
+      <w:r>
+        <w:t>Record the help used</w:t>
       </w:r>
     </w:p>
     <w:p>
-      <w:r>
-        <w:t>Project connection: For the Grounded Learning Service, retain an annotated trace and the changed-case result. Name the contract or evidence that makes the deciding step valid, so another team can review it.</w:t>
+      <w:pPr>
+        <w:spacing w:line="336" w:lineRule="auto" w:after="180"/>
+        <w:shd w:fill="F1F6F8"/>
+      </w:pPr>
+      <w:r>
+        <w:rPr>
+          <w:b w:val="0"/>
+        </w:rPr>
+        <w:t xml:space="preserve">Support used: alone / hint / worked example. This record is practice </w:t>
+      </w:r>
+      <w:r>
+        <w:rPr>
+          <w:b/>
+        </w:rPr>
+        <w:t>evidence</w:t>
+      </w:r>
+      <w:r>
+        <w:rPr>
+          <w:b w:val="0"/>
+        </w:rPr>
+        <w:t>.</w:t>
       </w:r>
     </w:p>
     <w:p>
       <w:pPr>
-        <w:pStyle w:val="Heading1"/>
-      </w:pPr>
-      <w:r>
-        <w:t>13. Project portfolio milestone</w:t>
+        <w:spacing w:line="336" w:lineRule="auto" w:after="180"/>
+      </w:pPr>
+      <w:r>
+        <w:rPr>
+          <w:b w:val="0"/>
+        </w:rPr>
+        <w:t xml:space="preserve">Project connection: For the Grounded Learning Service, retain an annotated trace and the changed-case result. Name the contract or </w:t>
+      </w:r>
+      <w:r>
+        <w:rPr>
+          <w:b/>
+        </w:rPr>
+        <w:t>evidence</w:t>
+      </w:r>
+      <w:r>
+        <w:rPr>
+          <w:b w:val="0"/>
+        </w:rPr>
+        <w:t xml:space="preserve"> that makes the deciding step valid, so another team can review it.</w:t>
       </w:r>
     </w:p>
     <w:p>
-      <w:r>
-        <w:t>Project: Grounded Learning Service</w:t>
+      <w:pPr>
+        <w:pStyle w:val="Heading1"/>
+      </w:pPr>
+      <w:r>
+        <w:t>13. Project portfolio milestone</w:t>
       </w:r>
     </w:p>
     <w:p>
       <w:r>
-        <w:t>Current milestone: Present and defend. Demonstrate the system, explain one failure and justify the next improvement with evidence.</w:t>
+        <w:t>Keep this week’s input, deciding step, result and limit together in the Grounded Learning Service record.</w:t>
       </w:r>
     </w:p>
     <w:p>
-      <w:r>
-        <w:t>For the Grounded Learning Service, retain an annotated trace and the changed-case result. Name the contract or evidence that makes the deciding step valid, so another team can review it.</w:t>
+      <w:pPr>
+        <w:spacing w:line="336" w:lineRule="auto" w:after="180"/>
+      </w:pPr>
+      <w:r>
+        <w:rPr>
+          <w:b w:val="0"/>
+        </w:rPr>
+        <w:t>Project: Grounded Learning Service</w:t>
+      </w:r>
+    </w:p>
+    <w:p>
+      <w:pPr>
+        <w:spacing w:line="336" w:lineRule="auto" w:after="180"/>
+      </w:pPr>
+      <w:r>
+        <w:rPr>
+          <w:b w:val="0"/>
+        </w:rPr>
+        <w:t xml:space="preserve">Current milestone: Present and defend. Demonstrate the system, explain one failure and justify the next improvement with </w:t>
+      </w:r>
+      <w:r>
+        <w:rPr>
+          <w:b/>
+        </w:rPr>
+        <w:t>evidence</w:t>
+      </w:r>
+      <w:r>
+        <w:rPr>
+          <w:b w:val="0"/>
+        </w:rPr>
+        <w:t>.</w:t>
+      </w:r>
+    </w:p>
+    <w:p>
+      <w:pPr>
+        <w:spacing w:line="336" w:lineRule="auto" w:after="180"/>
+      </w:pPr>
+      <w:r>
+        <w:rPr>
+          <w:b w:val="0"/>
+        </w:rPr>
+        <w:t xml:space="preserve">For the Grounded Learning Service, retain an annotated trace and the changed-case result. Name the contract or </w:t>
+      </w:r>
+      <w:r>
+        <w:rPr>
+          <w:b/>
+        </w:rPr>
+        <w:t>evidence</w:t>
+      </w:r>
+      <w:r>
+        <w:rPr>
+          <w:b w:val="0"/>
+        </w:rPr>
+        <w:t xml:space="preserve"> that makes the deciding step valid, so another team can review it.</w:t>
       </w:r>
     </w:p>
     <w:tbl>
@@ -1143,58 +1522,110 @@
     </w:p>
     <w:p>
       <w:r>
-        <w:t>Use this supported practice once, in the browser or on paper. Keep the reserved independent assessment for a separate first attempt before teacher feedback.</w:t>
+        <w:t>Try the supported questions before comparing with hints and feedback. Record what you repaired and the evidence you retained.</w:t>
       </w:r>
     </w:p>
     <w:p>
-      <w:r>
-        <w:t>Defend one complete service trace. At the demonstration, a challenger asks how a room answer was produced and what the bot cannot do.</w:t>
+      <w:pPr>
+        <w:spacing w:line="336" w:lineRule="auto" w:after="180"/>
+      </w:pPr>
+      <w:r>
+        <w:rPr>
+          <w:b w:val="0"/>
+        </w:rPr>
+        <w:t>Use this supported practice once, in the browser or on paper. Keep the reserved independent assessment for a separate first attempt before teacher feedback.</w:t>
       </w:r>
     </w:p>
     <w:p>
       <w:pPr>
-        <w:pStyle w:val="Heading3"/>
-      </w:pPr>
-      <w:r>
-        <w:t>Practice 1: explain the deciding evidence</w:t>
+        <w:spacing w:line="336" w:lineRule="auto" w:after="180"/>
+      </w:pPr>
+      <w:r>
+        <w:rPr>
+          <w:b w:val="0"/>
+        </w:rPr>
+        <w:t>Defend one complete service trace. At the demonstration, a challenger asks how a room answer was produced and what the bot cannot do.</w:t>
       </w:r>
     </w:p>
     <w:p>
-      <w:r>
-        <w:t>Which labelled step matches this detail? With no approved card, decline to invent a room.</w:t>
+      <w:pPr>
+        <w:pStyle w:val="Heading3"/>
+      </w:pPr>
+      <w:r>
+        <w:t>Practice 1: explain the deciding evidence</w:t>
       </w:r>
     </w:p>
     <w:p>
-      <w:r>
-        <w:t>1. Name missing evidence</w:t>
+      <w:pPr>
+        <w:spacing w:line="336" w:lineRule="auto" w:after="180"/>
+      </w:pPr>
+      <w:r>
+        <w:rPr>
+          <w:b w:val="0"/>
+        </w:rPr>
+        <w:t>Which labelled step matches this detail? With no approved card, decline to invent a room.</w:t>
       </w:r>
     </w:p>
     <w:p>
-      <w:r>
-        <w:t>2. Show source path</w:t>
+      <w:pPr>
+        <w:spacing w:line="336" w:lineRule="auto" w:after="180"/>
+        <w:shd w:fill="F4F9FC"/>
+      </w:pPr>
+      <w:r>
+        <w:rPr>
+          <w:b w:val="0"/>
+        </w:rPr>
+        <w:t xml:space="preserve">1. Name missing </w:t>
+      </w:r>
+      <w:r>
+        <w:rPr>
+          <w:b/>
+        </w:rPr>
+        <w:t>evidence</w:t>
       </w:r>
     </w:p>
     <w:p>
-      <w:r>
-        <w:t>3. Support the claim</w:t>
+      <w:pPr>
+        <w:spacing w:line="336" w:lineRule="auto" w:after="180"/>
+        <w:shd w:fill="F4F9FC"/>
+      </w:pPr>
+      <w:r>
+        <w:rPr>
+          <w:b w:val="0"/>
+        </w:rPr>
+        <w:t>2. Show source path</w:t>
       </w:r>
     </w:p>
     <w:p>
-      <w:r>
-        <w:t>4. Show authority</w:t>
+      <w:pPr>
+        <w:spacing w:line="336" w:lineRule="auto" w:after="180"/>
+        <w:shd w:fill="F4F9FC"/>
+      </w:pPr>
+      <w:r>
+        <w:rPr>
+          <w:b w:val="0"/>
+        </w:rPr>
+        <w:t>3. Support the claim</w:t>
       </w:r>
     </w:p>
     <w:p>
       <w:pPr>
-        <w:pStyle w:val="Heading3"/>
-      </w:pPr>
-      <w:r>
-        <w:t>My selected conclusion, deciding fact and explanation</w:t>
+        <w:spacing w:line="336" w:lineRule="auto" w:after="180"/>
+        <w:shd w:fill="F4F9FC"/>
+      </w:pPr>
+      <w:r>
+        <w:rPr>
+          <w:b w:val="0"/>
+        </w:rPr>
+        <w:t>4. Show authority</w:t>
       </w:r>
     </w:p>
     <w:p>
-      <w:r>
-        <w:t>________________________________________________________________</w:t>
+      <w:pPr>
+        <w:pStyle w:val="Heading3"/>
+      </w:pPr>
+      <w:r>
+        <w:t>My selected conclusion, deciding fact and explanation</w:t>
       </w:r>
     </w:p>
     <w:p>
@@ -1219,40 +1650,91 @@
     </w:p>
     <w:p>
       <w:r>
-        <w:t>Hint if needed: Read the steps in the pictorial case. Match the supplied detail to the stage that performs or records it.</w:t>
+        <w:t>________________________________________________________________</w:t>
       </w:r>
     </w:p>
     <w:p>
-      <w:r>
-        <w:t>After your attempt, compare with the supported explanation: Name missing evidence With no approved card, decline to invent a room. A defence links behaviour to evidence and limitations. Demonstrate both a valid answer path and a meaningful refused request.</w:t>
+      <w:pPr>
+        <w:pStyle w:val="Heading3"/>
+      </w:pPr>
+      <w:r>
+        <w:t>Hint · try first</w:t>
       </w:r>
     </w:p>
     <w:p>
       <w:pPr>
-        <w:pStyle w:val="Heading3"/>
-      </w:pPr>
-      <w:r>
-        <w:t>Practice 2: explain the deciding evidence</w:t>
+        <w:spacing w:line="336" w:lineRule="auto" w:after="180"/>
+        <w:shd w:fill="F1F6F8"/>
+      </w:pPr>
+      <w:r>
+        <w:rPr>
+          <w:b w:val="0"/>
+        </w:rPr>
+        <w:t>Hint if needed: Read the steps in the pictorial case. Match the supplied detail to the stage that performs or records it.</w:t>
       </w:r>
     </w:p>
     <w:p>
-      <w:r>
-        <w:t>Changed-case practice: The challenger asks the bot to email everyone about room E. Which conclusion is supported by the supplied facts?</w:t>
+      <w:pPr>
+        <w:pStyle w:val="Heading3"/>
+      </w:pPr>
+      <w:r>
+        <w:t>Feedback · compare after trying</w:t>
       </w:r>
     </w:p>
     <w:p>
-      <w:r>
-        <w:t>1. This one example guarantees correct results for every future input.</w:t>
+      <w:pPr>
+        <w:spacing w:line="336" w:lineRule="auto" w:after="180"/>
+        <w:shd w:fill="F1F6FC"/>
+      </w:pPr>
+      <w:r>
+        <w:rPr>
+          <w:b w:val="0"/>
+        </w:rPr>
+        <w:t xml:space="preserve">After your attempt, compare with the supported explanation: Name missing </w:t>
+      </w:r>
+      <w:r>
+        <w:rPr>
+          <w:b/>
+        </w:rPr>
+        <w:t>evidence</w:t>
+      </w:r>
+      <w:r>
+        <w:rPr>
+          <w:b w:val="0"/>
+        </w:rPr>
+        <w:t xml:space="preserve"> With no approved card, decline to invent a room. A defence links behaviour to </w:t>
+      </w:r>
+      <w:r>
+        <w:rPr>
+          <w:b/>
+        </w:rPr>
+        <w:t>evidence</w:t>
+      </w:r>
+      <w:r>
+        <w:rPr>
+          <w:b w:val="0"/>
+        </w:rPr>
+        <w:t xml:space="preserve"> and limitations.</w:t>
       </w:r>
     </w:p>
     <w:p>
-      <w:r>
-        <w:t>2. Refuse that operation while retaining the supported room answer.</w:t>
+      <w:pPr>
+        <w:spacing w:line="336" w:lineRule="auto" w:after="180"/>
+        <w:shd w:fill="F1F6FC"/>
+      </w:pPr>
+      <w:r>
+        <w:rPr>
+          <w:b w:val="0"/>
+        </w:rPr>
+        <w:t>Demonstrate both a valid answer path and a meaningful refused request.</w:t>
       </w:r>
     </w:p>
     <w:p>
-      <w:r>
-        <w:t>3. We can decide the result without examining the changed input or the procedure.</w:t>
+      <w:pPr>
+        <w:pStyle w:val="Heading3"/>
+      </w:pPr>
+      <w:r>
+        <w:t>Practice 2: explain the deciding evidence</w:t>
       </w:r>
     </w:p>
     <w:p>
@@ -1260,91 +1742,1086 @@
         <w:pStyle w:val="Heading3"/>
       </w:pPr>
       <w:r>
-        <w:t>My selected conclusion, deciding fact and explanation</w:t>
+        <w:t>Changed case · predict first</w:t>
       </w:r>
     </w:p>
     <w:p>
-      <w:r>
-        <w:t>________________________________________________________________</w:t>
+      <w:pPr>
+        <w:spacing w:line="336" w:lineRule="auto" w:after="180"/>
+        <w:shd w:fill="F5F1FB"/>
+      </w:pPr>
+      <w:r>
+        <w:rPr>
+          <w:b w:val="0"/>
+        </w:rPr>
+        <w:t>Changed-case practice: The challenger asks the bot to email everyone about room E. Which conclusion is supported by the supplied facts?</w:t>
       </w:r>
     </w:p>
     <w:p>
-      <w:r>
-        <w:t>________________________________________________________________</w:t>
+      <w:pPr>
+        <w:spacing w:line="336" w:lineRule="auto" w:after="180"/>
+        <w:shd w:fill="F4F9FC"/>
+      </w:pPr>
+      <w:r>
+        <w:rPr>
+          <w:b w:val="0"/>
+        </w:rPr>
+        <w:t xml:space="preserve">1. This one example guarantees correct results for every future </w:t>
+      </w:r>
+      <w:r>
+        <w:rPr>
+          <w:b/>
+        </w:rPr>
+        <w:t>input</w:t>
+      </w:r>
+      <w:r>
+        <w:rPr>
+          <w:b w:val="0"/>
+        </w:rPr>
+        <w:t>.</w:t>
       </w:r>
     </w:p>
     <w:p>
-      <w:r>
-        <w:t>________________________________________________________________</w:t>
+      <w:pPr>
+        <w:spacing w:line="336" w:lineRule="auto" w:after="180"/>
+        <w:shd w:fill="F4F9FC"/>
+      </w:pPr>
+      <w:r>
+        <w:rPr>
+          <w:b w:val="0"/>
+        </w:rPr>
+        <w:t>2. Refuse that operation while retaining the supported room answer.</w:t>
       </w:r>
     </w:p>
     <w:p>
-      <w:r>
-        <w:t>________________________________________________________________</w:t>
+      <w:pPr>
+        <w:spacing w:line="336" w:lineRule="auto" w:after="180"/>
+        <w:shd w:fill="F4F9FC"/>
+      </w:pPr>
+      <w:r>
+        <w:rPr>
+          <w:b w:val="0"/>
+        </w:rPr>
+        <w:t xml:space="preserve">3. We can decide the result without examining the changed </w:t>
+      </w:r>
+      <w:r>
+        <w:rPr>
+          <w:b/>
+        </w:rPr>
+        <w:t>input</w:t>
+      </w:r>
+      <w:r>
+        <w:rPr>
+          <w:b w:val="0"/>
+        </w:rPr>
+        <w:t xml:space="preserve"> or the procedure.</w:t>
       </w:r>
     </w:p>
     <w:p>
-      <w:r>
-        <w:t>________________________________________________________________</w:t>
+      <w:pPr>
+        <w:pStyle w:val="Heading3"/>
+      </w:pPr>
+      <w:r>
+        <w:t>My selected conclusion, deciding fact and explanation</w:t>
       </w:r>
     </w:p>
     <w:p>
       <w:r>
-        <w:t>Hint if needed: Use the changed condition and the deciding step in the pictorial trace. The answer must say what follows from those facts.</w:t>
+        <w:t>________________________________________________________________</w:t>
       </w:r>
     </w:p>
     <w:p>
       <w:r>
-        <w:t>After your attempt, compare with the supported explanation: Refuse that operation while retaining the supported room answer. Knowing a fact does not grant authority for an external action.</w:t>
+        <w:t>________________________________________________________________</w:t>
       </w:r>
     </w:p>
     <w:p>
-      <w:pPr>
-        <w:pStyle w:val="Heading3"/>
-      </w:pPr>
-      <w:r>
-        <w:t>Repair a missing building block</w:t>
+      <w:r>
+        <w:t>________________________________________________________________</w:t>
       </w:r>
     </w:p>
     <w:p>
       <w:r>
-        <w:t>Review Capstone release review (ai-6/35). Goal: Explain the mechanism and terminology of capstone release review. Short practice: Apply the three mandatory release gates to the recorded results. Why do two passes not outweigh the deletion failure, and what evidence must follow its repair?. Return to this week and explain what you changed.</w:t>
+        <w:t>________________________________________________________________</w:t>
       </w:r>
     </w:p>
     <w:p>
       <w:r>
-        <w:t>Review Capstone service implementation (ai-6/33). Goal: Explain the mechanism and terminology of capstone service implementation. Short practice: Trace the G2 fact request and edit request through the prototype. What can be returned, what cannot be done, and how does removing G2 change those two outcomes?. Return to this week and explain what you changed.</w:t>
+        <w:t>________________________________________________________________</w:t>
       </w:r>
     </w:p>
     <w:p>
-      <w:r>
-        <w:t>Review Security and privacy review (ai-6/30). Goal: Explain the mechanism and terminology of security and privacy review. Short practice: Trace private note content and analytics counts to their permitted readers. Why is storing full notes in the dashboard outside this design, and what risk can remain for tiny-group counts?. Return to this week and explain what you changed.</w:t>
+      <w:pPr>
+        <w:pStyle w:val="Heading3"/>
+      </w:pPr>
+      <w:r>
+        <w:t>Hint · try first</w:t>
       </w:r>
     </w:p>
     <w:p>
       <w:pPr>
-        <w:pStyle w:val="Heading3"/>
-      </w:pPr>
-      <w:r>
-        <w:t>Keep your completed work</w:t>
+        <w:spacing w:line="336" w:lineRule="auto" w:after="180"/>
+        <w:shd w:fill="F1F6F8"/>
+      </w:pPr>
+      <w:r>
+        <w:rPr>
+          <w:b w:val="0"/>
+        </w:rPr>
+        <w:t>Hint if needed: Use the changed condition and the deciding step in the pictorial trace. The answer must say what follows from those facts.</w:t>
       </w:r>
     </w:p>
     <w:p>
-      <w:r>
-        <w:t>Use Download completed work in the hosted lesson to export your answers, reflections, practice feedback and code-run evidence. Open the HTML copy to read or print it. Drafts stay in this browser when storage is available; clear drafts on a shared device.</w:t>
+      <w:pPr>
+        <w:pStyle w:val="Heading3"/>
+      </w:pPr>
+      <w:r>
+        <w:t>Feedback · compare after trying</w:t>
       </w:r>
     </w:p>
     <w:p>
       <w:pPr>
-        <w:pStyle w:val="Heading3"/>
-      </w:pPr>
-      <w:r>
-        <w:t>What I repaired, the evidence I kept and the next test</w:t>
+        <w:spacing w:line="336" w:lineRule="auto" w:after="180"/>
+        <w:shd w:fill="F1F6FC"/>
+      </w:pPr>
+      <w:r>
+        <w:rPr>
+          <w:b w:val="0"/>
+        </w:rPr>
+        <w:t>After your attempt, compare with the supported explanation: Refuse that operation while retaining the supported room answer. Knowing a fact does not grant authority for an external action.</w:t>
       </w:r>
     </w:p>
     <w:p>
+      <w:pPr>
+        <w:pStyle w:val="Heading3"/>
+      </w:pPr>
+      <w:r>
+        <w:t>Repair a missing building block</w:t>
+      </w:r>
+    </w:p>
+    <w:p>
+      <w:pPr>
+        <w:spacing w:line="336" w:lineRule="auto" w:after="180"/>
+      </w:pPr>
+      <w:r>
+        <w:rPr>
+          <w:b w:val="0"/>
+        </w:rPr>
+        <w:t xml:space="preserve">Review Capstone release review (ai-6/35). Goal: Explain the </w:t>
+      </w:r>
+      <w:r>
+        <w:rPr>
+          <w:b/>
+        </w:rPr>
+        <w:t>mechanism</w:t>
+      </w:r>
+      <w:r>
+        <w:rPr>
+          <w:b w:val="0"/>
+        </w:rPr>
+        <w:t xml:space="preserve"> and terminology of capstone release review. Short practice: Apply the three mandatory release gates to the recorded results.</w:t>
+      </w:r>
+    </w:p>
+    <w:p>
+      <w:pPr>
+        <w:spacing w:line="336" w:lineRule="auto" w:after="180"/>
+      </w:pPr>
+      <w:r>
+        <w:rPr>
+          <w:b w:val="0"/>
+        </w:rPr>
+        <w:t xml:space="preserve">Why do two passes not outweigh the deletion failure, and what </w:t>
+      </w:r>
+      <w:r>
+        <w:rPr>
+          <w:b/>
+        </w:rPr>
+        <w:t>evidence</w:t>
+      </w:r>
+      <w:r>
+        <w:rPr>
+          <w:b w:val="0"/>
+        </w:rPr>
+        <w:t xml:space="preserve"> must follow its repair?. Return to this week and explain what you changed.</w:t>
+      </w:r>
+    </w:p>
+    <w:p>
+      <w:pPr>
+        <w:spacing w:line="336" w:lineRule="auto" w:after="180"/>
+      </w:pPr>
+      <w:r>
+        <w:rPr>
+          <w:b w:val="0"/>
+        </w:rPr>
+        <w:t xml:space="preserve">Review Capstone service implementation (ai-6/33). Goal: Explain the </w:t>
+      </w:r>
+      <w:r>
+        <w:rPr>
+          <w:b/>
+        </w:rPr>
+        <w:t>mechanism</w:t>
+      </w:r>
+      <w:r>
+        <w:rPr>
+          <w:b w:val="0"/>
+        </w:rPr>
+        <w:t xml:space="preserve"> and terminology of capstone service implementation. Short practice: Trace the G2 fact request and edit request through the prototype.</w:t>
+      </w:r>
+    </w:p>
+    <w:p>
+      <w:pPr>
+        <w:spacing w:line="336" w:lineRule="auto" w:after="180"/>
+      </w:pPr>
+      <w:r>
+        <w:rPr>
+          <w:b w:val="0"/>
+        </w:rPr>
+        <w:t>What can be returned, what cannot be done, and how does removing G2 change those two outcomes?. Return to this week and explain what you changed.</w:t>
+      </w:r>
+    </w:p>
+    <w:p>
+      <w:pPr>
+        <w:spacing w:line="336" w:lineRule="auto" w:after="180"/>
+      </w:pPr>
+      <w:r>
+        <w:rPr>
+          <w:b w:val="0"/>
+        </w:rPr>
+        <w:t xml:space="preserve">Review Security and privacy review (ai-6/30). Goal: Explain the </w:t>
+      </w:r>
+      <w:r>
+        <w:rPr>
+          <w:b/>
+        </w:rPr>
+        <w:t>mechanism</w:t>
+      </w:r>
+      <w:r>
+        <w:rPr>
+          <w:b w:val="0"/>
+        </w:rPr>
+        <w:t xml:space="preserve"> and terminology of security and privacy review. Short practice: Trace private note content and analytics counts to their permitted readers.</w:t>
+      </w:r>
+    </w:p>
+    <w:p>
+      <w:pPr>
+        <w:spacing w:line="336" w:lineRule="auto" w:after="180"/>
+      </w:pPr>
+      <w:r>
+        <w:rPr>
+          <w:b w:val="0"/>
+        </w:rPr>
+        <w:t>Why is storing full notes in the dashboard outside this design, and what risk can remain for tiny-group counts?. Return to this week and explain what you changed.</w:t>
+      </w:r>
+    </w:p>
+    <w:p>
+      <w:pPr>
+        <w:pStyle w:val="Heading3"/>
+      </w:pPr>
+      <w:r>
+        <w:t>Keep your completed work</w:t>
+      </w:r>
+    </w:p>
+    <w:p>
+      <w:pPr>
+        <w:spacing w:line="336" w:lineRule="auto" w:after="180"/>
+      </w:pPr>
+      <w:r>
+        <w:rPr>
+          <w:b w:val="0"/>
+        </w:rPr>
+        <w:t xml:space="preserve">Use Download completed work in the hosted lesson to export your answers, reflections, practice feedback and code-run </w:t>
+      </w:r>
+      <w:r>
+        <w:rPr>
+          <w:b/>
+        </w:rPr>
+        <w:t>evidence</w:t>
+      </w:r>
+      <w:r>
+        <w:rPr>
+          <w:b w:val="0"/>
+        </w:rPr>
+        <w:t>. Open the HTML copy to read or print it.</w:t>
+      </w:r>
+    </w:p>
+    <w:p>
+      <w:pPr>
+        <w:spacing w:line="336" w:lineRule="auto" w:after="180"/>
+      </w:pPr>
+      <w:r>
+        <w:rPr>
+          <w:b w:val="0"/>
+        </w:rPr>
+        <w:t>Drafts stay in this browser when storage is available; clear drafts on a shared device.</w:t>
+      </w:r>
+    </w:p>
+    <w:p>
+      <w:pPr>
+        <w:pStyle w:val="Heading3"/>
+      </w:pPr>
+      <w:r>
+        <w:t>What I repaired, the evidence I kept and the next test</w:t>
+      </w:r>
+    </w:p>
+    <w:p>
       <w:r>
         <w:t>________________________________________________________________</w:t>
+      </w:r>
+    </w:p>
+    <w:p>
+      <w:r>
+        <w:t>________________________________________________________________</w:t>
+      </w:r>
+    </w:p>
+    <w:p>
+      <w:r>
+        <w:t>________________________________________________________________</w:t>
+      </w:r>
+    </w:p>
+    <w:p>
+      <w:r>
+        <w:t>________________________________________________________________</w:t>
+      </w:r>
+    </w:p>
+    <w:p>
+      <w:r>
+        <w:t>________________________________________________________________</w:t>
+      </w:r>
+    </w:p>
+    <w:p>
+      <w:pPr>
+        <w:pStyle w:val="Heading1"/>
+      </w:pPr>
+      <w:r>
+        <w:t>15. Visual concept journey</w:t>
+      </w:r>
+    </w:p>
+    <w:p>
+      <w:r>
+        <w:t>Explain each Engineering demonstration and defense picture from its labels, then record a relevant limit.</w:t>
+      </w:r>
+    </w:p>
+    <w:p>
+      <w:pPr>
+        <w:pStyle w:val="Heading3"/>
+      </w:pPr>
+      <w:r>
+        <w:t>01. Engineering demonstration and defense: the case</w:t>
+      </w:r>
+    </w:p>
+    <w:p>
+      <w:r>
+        <w:drawing>
+          <wp:inline xmlns:a="http://schemas.openxmlformats.org/drawingml/2006/main" xmlns:pic="http://schemas.openxmlformats.org/drawingml/2006/picture">
+            <wp:extent cx="5486400" cy="2834640"/>
+            <wp:docPr id="2" name="Picture 2" descr="Defend one complete service trace. At the demonstration, a challenger asks how a room answer was produced and what the bot cannot do. Supplied facts: Approved card V7 says club V uses room E. All trusted tools are read-only."/>
+            <wp:cNvGraphicFramePr>
+              <a:graphicFrameLocks noChangeAspect="1"/>
+            </wp:cNvGraphicFramePr>
+            <a:graphic>
+              <a:graphicData uri="http://schemas.openxmlformats.org/drawingml/2006/picture">
+                <pic:pic>
+                  <pic:nvPicPr>
+                    <pic:cNvPr id="0" name="academy-story-ai-6-36-01.png"/>
+                    <pic:cNvPicPr/>
+                  </pic:nvPicPr>
+                  <pic:blipFill>
+                    <a:blip r:embed="rId10"/>
+                    <a:stretch>
+                      <a:fillRect/>
+                    </a:stretch>
+                  </pic:blipFill>
+                  <pic:spPr>
+                    <a:xfrm>
+                      <a:off x="0" y="0"/>
+                      <a:ext cx="5486400" cy="2834640"/>
+                    </a:xfrm>
+                    <a:prstGeom prst="rect"/>
+                  </pic:spPr>
+                </pic:pic>
+              </a:graphicData>
+            </a:graphic>
+          </wp:inline>
+        </w:drawing>
+      </w:r>
+    </w:p>
+    <w:p>
+      <w:pPr>
+        <w:spacing w:line="336" w:lineRule="auto" w:after="180"/>
+      </w:pPr>
+      <w:r>
+        <w:rPr>
+          <w:b w:val="0"/>
+        </w:rPr>
+        <w:t>Defend one complete service trace. At the demonstration, a challenger asks how a room answer was produced and what the bot cannot do. Supplied facts: Approved card V7 says club V uses room E. All trusted tools are read-only.</w:t>
+      </w:r>
+    </w:p>
+    <w:p>
+      <w:pPr>
+        <w:spacing w:line="336" w:lineRule="auto" w:after="180"/>
+        <w:shd w:fill="F5F1FB"/>
+      </w:pPr>
+      <w:r>
+        <w:rPr>
+          <w:b w:val="0"/>
+        </w:rPr>
+        <w:t>Point to the given fact that matters most. Explain why it matters.</w:t>
+      </w:r>
+    </w:p>
+    <w:p>
+      <w:pPr>
+        <w:pStyle w:val="Heading3"/>
+      </w:pPr>
+      <w:r>
+        <w:t>My picture explanation, deciding evidence and one limit</w:t>
+      </w:r>
+    </w:p>
+    <w:p>
+      <w:r>
+        <w:t>________________________________________________________________</w:t>
+      </w:r>
+    </w:p>
+    <w:p>
+      <w:r>
+        <w:t>________________________________________________________________</w:t>
+      </w:r>
+    </w:p>
+    <w:p>
+      <w:r>
+        <w:t>________________________________________________________________</w:t>
+      </w:r>
+    </w:p>
+    <w:p>
+      <w:r>
+        <w:t>________________________________________________________________</w:t>
+      </w:r>
+    </w:p>
+    <w:p>
+      <w:pPr>
+        <w:pStyle w:val="Heading3"/>
+      </w:pPr>
+      <w:r>
+        <w:t>02. Follow the deciding steps</w:t>
+      </w:r>
+    </w:p>
+    <w:p>
+      <w:r>
+        <w:drawing>
+          <wp:inline xmlns:a="http://schemas.openxmlformats.org/drawingml/2006/main" xmlns:pic="http://schemas.openxmlformats.org/drawingml/2006/picture">
+            <wp:extent cx="5486400" cy="4005072"/>
+            <wp:docPr id="3" name="Picture 3" descr="Show source path: Connect the question to retrieved card V7. → Support the claim: Room E follows from V7, not merely fluent wording. → Show authority: The service cannot edit rooms or send messages. → Name missing evidence: With no approved card, decline to invent a room."/>
+            <wp:cNvGraphicFramePr>
+              <a:graphicFrameLocks noChangeAspect="1"/>
+            </wp:cNvGraphicFramePr>
+            <a:graphic>
+              <a:graphicData uri="http://schemas.openxmlformats.org/drawingml/2006/picture">
+                <pic:pic>
+                  <pic:nvPicPr>
+                    <pic:cNvPr id="0" name="academy-story-ai-6-36-02.png"/>
+                    <pic:cNvPicPr/>
+                  </pic:nvPicPr>
+                  <pic:blipFill>
+                    <a:blip r:embed="rId11"/>
+                    <a:stretch>
+                      <a:fillRect/>
+                    </a:stretch>
+                  </pic:blipFill>
+                  <pic:spPr>
+                    <a:xfrm>
+                      <a:off x="0" y="0"/>
+                      <a:ext cx="5486400" cy="4005072"/>
+                    </a:xfrm>
+                    <a:prstGeom prst="rect"/>
+                  </pic:spPr>
+                </pic:pic>
+              </a:graphicData>
+            </a:graphic>
+          </wp:inline>
+        </w:drawing>
+      </w:r>
+    </w:p>
+    <w:p>
+      <w:pPr>
+        <w:spacing w:line="336" w:lineRule="auto" w:after="180"/>
+      </w:pPr>
+      <w:r>
+        <w:rPr>
+          <w:b w:val="0"/>
+        </w:rPr>
+        <w:t xml:space="preserve">Show source path: Connect the question to retrieved card V7. → Support the claim: Room E follows from V7, not merely fluent wording. → Show authority: The service cannot edit rooms or send messages. → Name missing </w:t>
+      </w:r>
+      <w:r>
+        <w:rPr>
+          <w:b/>
+        </w:rPr>
+        <w:t>evidence</w:t>
+      </w:r>
+      <w:r>
+        <w:rPr>
+          <w:b w:val="0"/>
+        </w:rPr>
+        <w:t>: With no approved card, decline to invent a room.</w:t>
+      </w:r>
+    </w:p>
+    <w:p>
+      <w:pPr>
+        <w:spacing w:line="336" w:lineRule="auto" w:after="180"/>
+        <w:shd w:fill="F5F1FB"/>
+      </w:pPr>
+      <w:r>
+        <w:rPr>
+          <w:b w:val="0"/>
+        </w:rPr>
+        <w:t xml:space="preserve">Point to each numbered stage and explain which recorded </w:t>
+      </w:r>
+      <w:r>
+        <w:rPr>
+          <w:b/>
+        </w:rPr>
+        <w:t>input</w:t>
+      </w:r>
+      <w:r>
+        <w:rPr>
+          <w:b w:val="0"/>
+        </w:rPr>
+        <w:t xml:space="preserve"> it uses.</w:t>
+      </w:r>
+    </w:p>
+    <w:p>
+      <w:pPr>
+        <w:pStyle w:val="Heading3"/>
+      </w:pPr>
+      <w:r>
+        <w:t>My picture explanation, deciding evidence and one limit</w:t>
+      </w:r>
+    </w:p>
+    <w:p>
+      <w:r>
+        <w:t>________________________________________________________________</w:t>
+      </w:r>
+    </w:p>
+    <w:p>
+      <w:r>
+        <w:t>________________________________________________________________</w:t>
+      </w:r>
+    </w:p>
+    <w:p>
+      <w:r>
+        <w:t>________________________________________________________________</w:t>
+      </w:r>
+    </w:p>
+    <w:p>
+      <w:r>
+        <w:t>________________________________________________________________</w:t>
+      </w:r>
+    </w:p>
+    <w:p>
+      <w:pPr>
+        <w:pStyle w:val="Heading3"/>
+      </w:pPr>
+      <w:r>
+        <w:t>03. Engineering demonstration and defense — evidence trace</w:t>
+      </w:r>
+    </w:p>
+    <w:p>
+      <w:r>
+        <w:drawing>
+          <wp:inline xmlns:a="http://schemas.openxmlformats.org/drawingml/2006/main" xmlns:pic="http://schemas.openxmlformats.org/drawingml/2006/picture">
+            <wp:extent cx="5486400" cy="3297936"/>
+            <wp:docPr id="4" name="Picture 4" descr="Engineering demonstration and defense — evidence trace. Demo succeeds on three cases using mocked storage. Presenter claims real network reliability and production security. | Present requirements, architecture, contracts, permissions, evaluation, resource measurements and recovery. Show one supported case, one legitimate review and one denied operation. State what was mocked and what remains untested. | The demo supports the three fixture behaviours only. Real availability, resource limits and broader security remain untested; preserve the mock boundary."/>
+            <wp:cNvGraphicFramePr>
+              <a:graphicFrameLocks noChangeAspect="1"/>
+            </wp:cNvGraphicFramePr>
+            <a:graphic>
+              <a:graphicData uri="http://schemas.openxmlformats.org/drawingml/2006/picture">
+                <pic:pic>
+                  <pic:nvPicPr>
+                    <pic:cNvPr id="0" name="academy-story-ai-6-36-03.png"/>
+                    <pic:cNvPicPr/>
+                  </pic:nvPicPr>
+                  <pic:blipFill>
+                    <a:blip r:embed="rId12"/>
+                    <a:stretch>
+                      <a:fillRect/>
+                    </a:stretch>
+                  </pic:blipFill>
+                  <pic:spPr>
+                    <a:xfrm>
+                      <a:off x="0" y="0"/>
+                      <a:ext cx="5486400" cy="3297936"/>
+                    </a:xfrm>
+                    <a:prstGeom prst="rect"/>
+                  </pic:spPr>
+                </pic:pic>
+              </a:graphicData>
+            </a:graphic>
+          </wp:inline>
+        </w:drawing>
+      </w:r>
+    </w:p>
+    <w:p>
+      <w:pPr>
+        <w:spacing w:line="336" w:lineRule="auto" w:after="180"/>
+      </w:pPr>
+      <w:r>
+        <w:rPr>
+          <w:b w:val="0"/>
+        </w:rPr>
+        <w:t xml:space="preserve">Engineering demonstration and defense — </w:t>
+      </w:r>
+      <w:r>
+        <w:rPr>
+          <w:b/>
+        </w:rPr>
+        <w:t>evidence</w:t>
+      </w:r>
+      <w:r>
+        <w:rPr>
+          <w:b w:val="0"/>
+        </w:rPr>
+        <w:t xml:space="preserve"> trace. Demo succeeds on three cases using mocked storage.</w:t>
+      </w:r>
+    </w:p>
+    <w:p>
+      <w:pPr>
+        <w:spacing w:line="336" w:lineRule="auto" w:after="180"/>
+      </w:pPr>
+      <w:r>
+        <w:rPr>
+          <w:b w:val="0"/>
+        </w:rPr>
+        <w:t>Presenter claims real network reliability and production security. | Present requirements, architecture, contracts, permissions, evaluation, resource measurements and recovery.</w:t>
+      </w:r>
+    </w:p>
+    <w:p>
+      <w:pPr>
+        <w:spacing w:line="336" w:lineRule="auto" w:after="180"/>
+      </w:pPr>
+      <w:r>
+        <w:rPr>
+          <w:b w:val="0"/>
+        </w:rPr>
+        <w:t>Show one supported case, one legitimate review and one denied operation. State what was mocked and what remains untested. | The demo supports the three fixture behaviours only.</w:t>
+      </w:r>
+    </w:p>
+    <w:p>
+      <w:pPr>
+        <w:spacing w:line="336" w:lineRule="auto" w:after="180"/>
+      </w:pPr>
+      <w:r>
+        <w:rPr>
+          <w:b w:val="0"/>
+        </w:rPr>
+        <w:t xml:space="preserve">Real availability, resource limits and broader security remain untested; preserve the </w:t>
+      </w:r>
+      <w:r>
+        <w:rPr>
+          <w:b/>
+        </w:rPr>
+        <w:t>mock boundary</w:t>
+      </w:r>
+      <w:r>
+        <w:rPr>
+          <w:b w:val="0"/>
+        </w:rPr>
+        <w:t>.</w:t>
+      </w:r>
+    </w:p>
+    <w:p>
+      <w:pPr>
+        <w:spacing w:line="336" w:lineRule="auto" w:after="180"/>
+        <w:shd w:fill="F5F1FB"/>
+      </w:pPr>
+      <w:r>
+        <w:rPr>
+          <w:b w:val="0"/>
+        </w:rPr>
+        <w:t>Read the labels and values. Explain the relationship the model shows.</w:t>
+      </w:r>
+    </w:p>
+    <w:p>
+      <w:pPr>
+        <w:pStyle w:val="Heading3"/>
+      </w:pPr>
+      <w:r>
+        <w:t>My picture explanation, deciding evidence and one limit</w:t>
+      </w:r>
+    </w:p>
+    <w:p>
+      <w:r>
+        <w:t>________________________________________________________________</w:t>
+      </w:r>
+    </w:p>
+    <w:p>
+      <w:r>
+        <w:t>________________________________________________________________</w:t>
+      </w:r>
+    </w:p>
+    <w:p>
+      <w:r>
+        <w:t>________________________________________________________________</w:t>
+      </w:r>
+    </w:p>
+    <w:p>
+      <w:r>
+        <w:t>________________________________________________________________</w:t>
+      </w:r>
+    </w:p>
+    <w:p>
+      <w:pPr>
+        <w:pStyle w:val="Heading3"/>
+      </w:pPr>
+      <w:r>
+        <w:t>04. Change one thing. Trace what follows.</w:t>
+      </w:r>
+    </w:p>
+    <w:p>
+      <w:r>
+        <w:drawing>
+          <wp:inline xmlns:a="http://schemas.openxmlformats.org/drawingml/2006/main" xmlns:pic="http://schemas.openxmlformats.org/drawingml/2006/picture">
+            <wp:extent cx="5486400" cy="3026664"/>
+            <wp:docPr id="5" name="Picture 5" descr="Original case: With no approved card, decline to invent a room. Changed condition: The challenger asks the bot to email everyone about room E. Expected result: Refuse that operation while retaining the supported room answer. Reason: Knowing a fact does not grant authority for an external action."/>
+            <wp:cNvGraphicFramePr>
+              <a:graphicFrameLocks noChangeAspect="1"/>
+            </wp:cNvGraphicFramePr>
+            <a:graphic>
+              <a:graphicData uri="http://schemas.openxmlformats.org/drawingml/2006/picture">
+                <pic:pic>
+                  <pic:nvPicPr>
+                    <pic:cNvPr id="0" name="academy-story-ai-6-36-04.png"/>
+                    <pic:cNvPicPr/>
+                  </pic:nvPicPr>
+                  <pic:blipFill>
+                    <a:blip r:embed="rId13"/>
+                    <a:stretch>
+                      <a:fillRect/>
+                    </a:stretch>
+                  </pic:blipFill>
+                  <pic:spPr>
+                    <a:xfrm>
+                      <a:off x="0" y="0"/>
+                      <a:ext cx="5486400" cy="3026664"/>
+                    </a:xfrm>
+                    <a:prstGeom prst="rect"/>
+                  </pic:spPr>
+                </pic:pic>
+              </a:graphicData>
+            </a:graphic>
+          </wp:inline>
+        </w:drawing>
+      </w:r>
+    </w:p>
+    <w:p>
+      <w:pPr>
+        <w:spacing w:line="336" w:lineRule="auto" w:after="180"/>
+      </w:pPr>
+      <w:r>
+        <w:rPr>
+          <w:b w:val="0"/>
+        </w:rPr>
+        <w:t>Original case: With no approved card, decline to invent a room. Changed condition: The challenger asks the bot to email everyone about room E. Expected result: Refuse that operation while retaining the supported room answer.</w:t>
+      </w:r>
+    </w:p>
+    <w:p>
+      <w:pPr>
+        <w:spacing w:line="336" w:lineRule="auto" w:after="180"/>
+      </w:pPr>
+      <w:r>
+        <w:rPr>
+          <w:b w:val="0"/>
+        </w:rPr>
+        <w:t>Reason: Knowing a fact does not grant authority for an external action.</w:t>
+      </w:r>
+    </w:p>
+    <w:p>
+      <w:pPr>
+        <w:spacing w:line="336" w:lineRule="auto" w:after="180"/>
+        <w:shd w:fill="F5F1FB"/>
+      </w:pPr>
+      <w:r>
+        <w:rPr>
+          <w:b w:val="0"/>
+        </w:rPr>
+        <w:t>Predict before checking the worked changed-case result. Name what changed and what the supplied facts allow you to conclude.</w:t>
+      </w:r>
+    </w:p>
+    <w:p>
+      <w:pPr>
+        <w:pStyle w:val="Heading3"/>
+      </w:pPr>
+      <w:r>
+        <w:t>My picture explanation, deciding evidence and one limit</w:t>
+      </w:r>
+    </w:p>
+    <w:p>
+      <w:r>
+        <w:t>________________________________________________________________</w:t>
+      </w:r>
+    </w:p>
+    <w:p>
+      <w:r>
+        <w:t>________________________________________________________________</w:t>
+      </w:r>
+    </w:p>
+    <w:p>
+      <w:r>
+        <w:t>________________________________________________________________</w:t>
+      </w:r>
+    </w:p>
+    <w:p>
+      <w:r>
+        <w:t>________________________________________________________________</w:t>
+      </w:r>
+    </w:p>
+    <w:p>
+      <w:pPr>
+        <w:pStyle w:val="Heading3"/>
+      </w:pPr>
+      <w:r>
+        <w:t>05. Connect the explanation to its limit</w:t>
+      </w:r>
+    </w:p>
+    <w:p>
+      <w:r>
+        <w:drawing>
+          <wp:inline xmlns:a="http://schemas.openxmlformats.org/drawingml/2006/main" xmlns:pic="http://schemas.openxmlformats.org/drawingml/2006/picture">
+            <wp:extent cx="5486400" cy="2834640"/>
+            <wp:docPr id="6" name="Picture 6" descr="A defence links behaviour to evidence and limitations. Demonstrate both a valid answer path and a meaningful refused request. Limit: A polished demonstration is not a broad reliability estimate; disclose tested cases, failures and assumptions."/>
+            <wp:cNvGraphicFramePr>
+              <a:graphicFrameLocks noChangeAspect="1"/>
+            </wp:cNvGraphicFramePr>
+            <a:graphic>
+              <a:graphicData uri="http://schemas.openxmlformats.org/drawingml/2006/picture">
+                <pic:pic>
+                  <pic:nvPicPr>
+                    <pic:cNvPr id="0" name="academy-story-ai-6-36-05.png"/>
+                    <pic:cNvPicPr/>
+                  </pic:nvPicPr>
+                  <pic:blipFill>
+                    <a:blip r:embed="rId14"/>
+                    <a:stretch>
+                      <a:fillRect/>
+                    </a:stretch>
+                  </pic:blipFill>
+                  <pic:spPr>
+                    <a:xfrm>
+                      <a:off x="0" y="0"/>
+                      <a:ext cx="5486400" cy="2834640"/>
+                    </a:xfrm>
+                    <a:prstGeom prst="rect"/>
+                  </pic:spPr>
+                </pic:pic>
+              </a:graphicData>
+            </a:graphic>
+          </wp:inline>
+        </w:drawing>
+      </w:r>
+    </w:p>
+    <w:p>
+      <w:pPr>
+        <w:spacing w:line="336" w:lineRule="auto" w:after="180"/>
+      </w:pPr>
+      <w:r>
+        <w:rPr>
+          <w:b w:val="0"/>
+        </w:rPr>
+        <w:t xml:space="preserve">A defence links behaviour to </w:t>
+      </w:r>
+      <w:r>
+        <w:rPr>
+          <w:b/>
+        </w:rPr>
+        <w:t>evidence</w:t>
+      </w:r>
+      <w:r>
+        <w:rPr>
+          <w:b w:val="0"/>
+        </w:rPr>
+        <w:t xml:space="preserve"> and limitations. Demonstrate both a valid answer path and a meaningful refused request.</w:t>
+      </w:r>
+    </w:p>
+    <w:p>
+      <w:pPr>
+        <w:spacing w:line="336" w:lineRule="auto" w:after="180"/>
+      </w:pPr>
+      <w:r>
+        <w:rPr>
+          <w:b w:val="0"/>
+        </w:rPr>
+        <w:t>Limit: A polished demonstration is not a broad reliability estimate; disclose tested cases, failures and assumptions.</w:t>
+      </w:r>
+    </w:p>
+    <w:p>
+      <w:pPr>
+        <w:spacing w:line="336" w:lineRule="auto" w:after="180"/>
+        <w:shd w:fill="F5F1FB"/>
+      </w:pPr>
+      <w:r>
+        <w:rPr>
+          <w:b w:val="0"/>
+        </w:rPr>
+        <w:t>Explain the case, then point to a limit on the claim.</w:t>
+      </w:r>
+    </w:p>
+    <w:p>
+      <w:pPr>
+        <w:pStyle w:val="Heading3"/>
+      </w:pPr>
+      <w:r>
+        <w:t>My picture explanation, deciding evidence and one limit</w:t>
+      </w:r>
+    </w:p>
+    <w:p>
+      <w:r>
+        <w:t>________________________________________________________________</w:t>
+      </w:r>
+    </w:p>
+    <w:p>
+      <w:r>
+        <w:t>________________________________________________________________</w:t>
+      </w:r>
+    </w:p>
+    <w:p>
+      <w:r>
+        <w:t>________________________________________________________________</w:t>
+      </w:r>
+    </w:p>
+    <w:p>
+      <w:r>
+        <w:t>________________________________________________________________</w:t>
+      </w:r>
+    </w:p>
+    <w:p>
+      <w:pPr>
+        <w:pStyle w:val="Heading3"/>
+      </w:pPr>
+      <w:r>
+        <w:t>06. Make the idea visible in your project</w:t>
+      </w:r>
+    </w:p>
+    <w:p>
+      <w:r>
+        <w:drawing>
+          <wp:inline xmlns:a="http://schemas.openxmlformats.org/drawingml/2006/main" xmlns:pic="http://schemas.openxmlformats.org/drawingml/2006/picture">
+            <wp:extent cx="5486400" cy="3529584"/>
+            <wp:docPr id="7" name="Picture 7" descr="For the Grounded Learning Service, retain an annotated trace and the changed-case result. Name the contract or evidence that makes the deciding step valid, so another team can review it. Draw your input, deciding step, result and limit. Supported question: Locate V7, room E and read-only scope in the demonstration. Which evidence supports the answer, and why must a request to email everyone still be refused?"/>
+            <wp:cNvGraphicFramePr>
+              <a:graphicFrameLocks noChangeAspect="1"/>
+            </wp:cNvGraphicFramePr>
+            <a:graphic>
+              <a:graphicData uri="http://schemas.openxmlformats.org/drawingml/2006/picture">
+                <pic:pic>
+                  <pic:nvPicPr>
+                    <pic:cNvPr id="0" name="academy-story-ai-6-36-06.png"/>
+                    <pic:cNvPicPr/>
+                  </pic:nvPicPr>
+                  <pic:blipFill>
+                    <a:blip r:embed="rId15"/>
+                    <a:stretch>
+                      <a:fillRect/>
+                    </a:stretch>
+                  </pic:blipFill>
+                  <pic:spPr>
+                    <a:xfrm>
+                      <a:off x="0" y="0"/>
+                      <a:ext cx="5486400" cy="3529584"/>
+                    </a:xfrm>
+                    <a:prstGeom prst="rect"/>
+                  </pic:spPr>
+                </pic:pic>
+              </a:graphicData>
+            </a:graphic>
+          </wp:inline>
+        </w:drawing>
+      </w:r>
+    </w:p>
+    <w:p>
+      <w:pPr>
+        <w:spacing w:line="336" w:lineRule="auto" w:after="180"/>
+      </w:pPr>
+      <w:r>
+        <w:rPr>
+          <w:b w:val="0"/>
+        </w:rPr>
+        <w:t xml:space="preserve">For the Grounded Learning Service, retain an annotated trace and the changed-case result. Name the contract or </w:t>
+      </w:r>
+      <w:r>
+        <w:rPr>
+          <w:b/>
+        </w:rPr>
+        <w:t>evidence</w:t>
+      </w:r>
+      <w:r>
+        <w:rPr>
+          <w:b w:val="0"/>
+        </w:rPr>
+        <w:t xml:space="preserve"> that makes the deciding step valid, so another team can review it.</w:t>
+      </w:r>
+    </w:p>
+    <w:p>
+      <w:pPr>
+        <w:spacing w:line="336" w:lineRule="auto" w:after="180"/>
+      </w:pPr>
+      <w:r>
+        <w:rPr>
+          <w:b w:val="0"/>
+        </w:rPr>
+        <w:t xml:space="preserve">Draw your </w:t>
+      </w:r>
+      <w:r>
+        <w:rPr>
+          <w:b/>
+        </w:rPr>
+        <w:t>input</w:t>
+      </w:r>
+      <w:r>
+        <w:rPr>
+          <w:b w:val="0"/>
+        </w:rPr>
+        <w:t xml:space="preserve">, deciding step, result and limit. Supported question: Locate V7, room E and read-only scope in the demonstration. Which </w:t>
+      </w:r>
+      <w:r>
+        <w:rPr>
+          <w:b/>
+        </w:rPr>
+        <w:t>evidence</w:t>
+      </w:r>
+      <w:r>
+        <w:rPr>
+          <w:b w:val="0"/>
+        </w:rPr>
+        <w:t xml:space="preserve"> supports the answer, and why must a request to email everyone still be refused?</w:t>
+      </w:r>
+    </w:p>
+    <w:p>
+      <w:pPr>
+        <w:spacing w:line="336" w:lineRule="auto" w:after="180"/>
+        <w:shd w:fill="F5F1FB"/>
+      </w:pPr>
+      <w:r>
+        <w:rPr>
+          <w:b w:val="0"/>
+        </w:rPr>
+        <w:t xml:space="preserve">Draw your project trace and justify the deciding step using </w:t>
+      </w:r>
+      <w:r>
+        <w:rPr>
+          <w:b/>
+        </w:rPr>
+        <w:t>evidence</w:t>
+      </w:r>
+      <w:r>
+        <w:rPr>
+          <w:b w:val="0"/>
+        </w:rPr>
+        <w:t>.</w:t>
+      </w:r>
+    </w:p>
+    <w:p>
+      <w:pPr>
+        <w:pStyle w:val="Heading3"/>
+      </w:pPr>
+      <w:r>
+        <w:t>My picture explanation, deciding evidence and one limit</w:t>
       </w:r>
     </w:p>
     <w:p>

--- a/downloads/workbook/ai-6-week-36.docx
+++ b/downloads/workbook/ai-6-week-36.docx
@@ -168,6 +168,59 @@
     <w:p>
       <w:r>
         <w:t>________________________________________________________________</w:t>
+      </w:r>
+    </w:p>
+    <w:p>
+      <w:pPr>
+        <w:pStyle w:val="Heading3"/>
+      </w:pPr>
+      <w:r>
+        <w:t>Lesson reference for workbook practice</w:t>
+      </w:r>
+    </w:p>
+    <w:p>
+      <w:pPr>
+        <w:spacing w:line="336" w:lineRule="auto" w:after="180"/>
+        <w:shd w:fill="F1F6F8"/>
+      </w:pPr>
+      <w:r>
+        <w:rPr>
+          <w:b w:val="0"/>
+        </w:rPr>
+        <w:t>Use this reference for the original W1–W3 and W5 exercises. The separately named independent case supplies its own changed facts; use those facts for that attempt before feedback.</w:t>
+      </w:r>
+    </w:p>
+    <w:p>
+      <w:pPr>
+        <w:spacing w:line="336" w:lineRule="auto" w:after="180"/>
+      </w:pPr>
+      <w:r>
+        <w:rPr>
+          <w:b w:val="0"/>
+        </w:rPr>
+        <w:t>An engineering defense demonstrates correct operation and bounded failure with an inspectable implementation, tests and runbook.</w:t>
+      </w:r>
+    </w:p>
+    <w:p>
+      <w:pPr>
+        <w:spacing w:line="336" w:lineRule="auto" w:after="180"/>
+      </w:pPr>
+      <w:r>
+        <w:rPr>
+          <w:b w:val="0"/>
+        </w:rPr>
+        <w:t>Present requirements, architecture, contracts, permissions, evaluation, resource measurements and recovery. Show one supported case, one legitimate review and one denied operation.</w:t>
+      </w:r>
+    </w:p>
+    <w:p>
+      <w:pPr>
+        <w:spacing w:line="336" w:lineRule="auto" w:after="180"/>
+      </w:pPr>
+      <w:r>
+        <w:rPr>
+          <w:b w:val="0"/>
+        </w:rPr>
+        <w:t>State what was mocked and what remains untested.</w:t>
       </w:r>
     </w:p>
     <w:p>
@@ -402,7 +455,7 @@
         <w:rPr>
           <w:b w:val="0"/>
         </w:rPr>
-        <w:t>Defense records8/10 case passes, no unauthorised calls in those traces and successful local rollback. What can be claimed?</w:t>
+        <w:t>Defense records 8/10 case passes, no unauthorised calls in those traces and successful local rollback. What can be claimed?</w:t>
       </w:r>
     </w:p>
     <w:p>
@@ -719,7 +772,7 @@
         <w:rPr>
           <w:b w:val="0"/>
         </w:rPr>
-        <w:t>Defense records8/10 case passes, no unauthorised calls in those traces and successful local rollback. What can be claimed?</w:t>
+        <w:t>Defense records 8/10 case passes, no unauthorised calls in those traces and successful local rollback. What can be claimed?</w:t>
       </w:r>
     </w:p>
     <w:p>
@@ -881,7 +934,7 @@
         <w:rPr>
           <w:b w:val="0"/>
         </w:rPr>
-        <w:t xml:space="preserve"> pack: Defense records8/10 case passes, no unauthorised calls in those traces and successful local rollback.</w:t>
+        <w:t xml:space="preserve"> pack: Defense records 8/10 case passes, no unauthorised calls in those traces and successful local rollback.</w:t>
       </w:r>
     </w:p>
     <w:p>

--- a/downloads/workbook/ai-6-week-36.docx
+++ b/downloads/workbook/ai-6-week-36.docx
@@ -25,22 +25,45 @@
         <w:pStyle w:val="Heading1"/>
       </w:pPr>
       <w:r>
-        <w:t>01. Recall and choose your starting point</w:t>
-      </w:r>
-    </w:p>
-    <w:p>
-      <w:r>
-        <w:t>Record your starting explanation for Engineering demonstration and defense before opening notes. Show any later correction separately.</w:t>
-      </w:r>
-    </w:p>
-    <w:p>
-      <w:pPr>
-        <w:spacing w:line="336" w:lineRule="auto" w:after="180"/>
-      </w:pPr>
-      <w:r>
-        <w:rPr>
-          <w:b w:val="0"/>
-        </w:rPr>
+        <w:t>One complete engineering-defense and evidence-gap record.</w:t>
+      </w:r>
+    </w:p>
+    <w:p>
+      <w:r>
+        <w:t>Keep implementation, tests, runbook, source trace, authority, measurements and bounded claims together.</w:t>
+      </w:r>
+    </w:p>
+    <w:p>
+      <w:r>
+        <w:t>Recall → W1–W3/W5 → independent defense case → final capstone record → delayed return.</w:t>
+      </w:r>
+    </w:p>
+    <w:p>
+      <w:pPr>
+        <w:pStyle w:val="Heading1"/>
+      </w:pPr>
+      <w:r>
+        <w:t>01. Recall · Retrieve before notes</w:t>
+      </w:r>
+    </w:p>
+    <w:p>
+      <w:r>
+        <w:t>Keep this task’s inputs,rule and response together.</w:t>
+      </w:r>
+    </w:p>
+    <w:p>
+      <w:pPr>
+        <w:pStyle w:val="Heading2"/>
+      </w:pPr>
+      <w:r>
+        <w:t>Complete task and evidence</w:t>
+      </w:r>
+    </w:p>
+    <w:p>
+      <w:pPr>
+        <w:pStyle w:val="ListBullet"/>
+      </w:pPr>
+      <w:r>
         <w:t>Try the recall before opening notes. Then use a different colour or a labelled second line to correct your explanation.</w:t>
       </w:r>
     </w:p>
@@ -54,12 +77,9 @@
     </w:p>
     <w:p>
       <w:pPr>
-        <w:spacing w:line="336" w:lineRule="auto" w:after="180"/>
-      </w:pPr>
-      <w:r>
-        <w:rPr>
-          <w:b w:val="0"/>
-        </w:rPr>
+        <w:pStyle w:val="ListBullet"/>
+      </w:pPr>
+      <w:r>
         <w:t>Without opening the old lesson, explain one key idea from Capstone release review. Give an example and a mistake that the idea helps you avoid.</w:t>
       </w:r>
     </w:p>
@@ -96,12 +116,9 @@
     </w:p>
     <w:p>
       <w:pPr>
-        <w:spacing w:line="336" w:lineRule="auto" w:after="180"/>
-      </w:pPr>
-      <w:r>
-        <w:rPr>
-          <w:b w:val="0"/>
-        </w:rPr>
+        <w:pStyle w:val="ListBullet"/>
+      </w:pPr>
+      <w:r>
         <w:t>Without opening the old lesson, explain one key idea from Capstone service implementation. Give an example and a mistake that the idea helps you avoid.</w:t>
       </w:r>
     </w:p>
@@ -138,12 +155,9 @@
     </w:p>
     <w:p>
       <w:pPr>
-        <w:spacing w:line="336" w:lineRule="auto" w:after="180"/>
-      </w:pPr>
-      <w:r>
-        <w:rPr>
-          <w:b w:val="0"/>
-        </w:rPr>
+        <w:pStyle w:val="ListBullet"/>
+      </w:pPr>
+      <w:r>
         <w:t>Without opening the old lesson, explain one key idea from Security and privacy review. Give an example and a mistake that the idea helps you avoid.</w:t>
       </w:r>
     </w:p>
@@ -180,47 +194,26 @@
     </w:p>
     <w:p>
       <w:pPr>
-        <w:spacing w:line="336" w:lineRule="auto" w:after="180"/>
-        <w:shd w:fill="F1F6F8"/>
-      </w:pPr>
-      <w:r>
-        <w:rPr>
-          <w:b w:val="0"/>
-        </w:rPr>
+        <w:pStyle w:val="ListBullet"/>
+      </w:pPr>
+      <w:r>
         <w:t>Use this reference for the original W1–W3 and W5 exercises. The separately named independent case supplies its own changed facts; use those facts for that attempt before feedback.</w:t>
       </w:r>
     </w:p>
     <w:p>
       <w:pPr>
-        <w:spacing w:line="336" w:lineRule="auto" w:after="180"/>
-      </w:pPr>
-      <w:r>
-        <w:rPr>
-          <w:b w:val="0"/>
-        </w:rPr>
+        <w:pStyle w:val="ListBullet"/>
+      </w:pPr>
+      <w:r>
         <w:t>An engineering defense demonstrates correct operation and bounded failure with an inspectable implementation, tests and runbook.</w:t>
       </w:r>
     </w:p>
     <w:p>
       <w:pPr>
-        <w:spacing w:line="336" w:lineRule="auto" w:after="180"/>
-      </w:pPr>
-      <w:r>
-        <w:rPr>
-          <w:b w:val="0"/>
-        </w:rPr>
-        <w:t>Present requirements, architecture, contracts, permissions, evaluation, resource measurements and recovery. Show one supported case, one legitimate review and one denied operation.</w:t>
-      </w:r>
-    </w:p>
-    <w:p>
-      <w:pPr>
-        <w:spacing w:line="336" w:lineRule="auto" w:after="180"/>
-      </w:pPr>
-      <w:r>
-        <w:rPr>
-          <w:b w:val="0"/>
-        </w:rPr>
-        <w:t>State what was mocked and what remains untested.</w:t>
+        <w:pStyle w:val="ListBullet"/>
+      </w:pPr>
+      <w:r>
+        <w:t>Present requirements, architecture, contracts, permissions, evaluation, resource measurements and recovery. Show one supported case, one legitimate review and one denied operation. State what was mocked and what remains untested.</w:t>
       </w:r>
     </w:p>
     <w:p>
@@ -228,123 +221,44 @@
         <w:pStyle w:val="Heading1"/>
       </w:pPr>
       <w:r>
-        <w:t>02. Practise with fading help</w:t>
-      </w:r>
-    </w:p>
-    <w:p>
-      <w:r>
-        <w:t>Complete the supported Engineering demonstration and defense trace and record the first step you can explain without help.</w:t>
-      </w:r>
-    </w:p>
-    <w:p>
-      <w:pPr>
-        <w:spacing w:line="336" w:lineRule="auto" w:after="180"/>
-      </w:pPr>
-      <w:r>
-        <w:rPr>
-          <w:b w:val="0"/>
-        </w:rPr>
-        <w:t>Use W2: Trace the worked case for Engineering demonstration and defense. Record the answer once; the lesson and workbook refer to the same attempt.</w:t>
-      </w:r>
-    </w:p>
-    <w:tbl>
-      <w:tblPr>
-        <w:tblStyle w:val="LightShading-Accent1"/>
-        <w:tblW w:type="auto" w:w="0"/>
-        <w:tblLook w:firstColumn="1" w:firstRow="1" w:lastColumn="0" w:lastRow="0" w:noHBand="0" w:noVBand="1" w:val="04A0"/>
-      </w:tblPr>
-      <w:tblGrid>
-        <w:gridCol w:w="2556"/>
-        <w:gridCol w:w="2556"/>
-        <w:gridCol w:w="2556"/>
-        <w:gridCol w:w="2556"/>
-      </w:tblGrid>
-      <w:tr>
-        <w:trPr>
-          <w:tblHeader/>
-        </w:trPr>
-        <w:tc>
-          <w:tcPr>
-            <w:tcW w:type="dxa" w:w="2556"/>
-          </w:tcPr>
-          <w:p>
-            <w:r>
-              <w:t>Given inputs</w:t>
-            </w:r>
-          </w:p>
-        </w:tc>
-        <w:tc>
-          <w:tcPr>
-            <w:tcW w:type="dxa" w:w="2556"/>
-          </w:tcPr>
-          <w:p>
-            <w:r>
-              <w:t>Procedure I chose</w:t>
-            </w:r>
-          </w:p>
-        </w:tc>
-        <w:tc>
-          <w:tcPr>
-            <w:tcW w:type="dxa" w:w="2556"/>
-          </w:tcPr>
-          <w:p>
-            <w:r>
-              <w:t>Middle steps</w:t>
-            </w:r>
-          </w:p>
-        </w:tc>
-        <w:tc>
-          <w:tcPr>
-            <w:tcW w:type="dxa" w:w="2556"/>
-          </w:tcPr>
-          <w:p>
-            <w:r>
-              <w:t>Result and check</w:t>
-            </w:r>
-          </w:p>
-        </w:tc>
-      </w:tr>
-      <w:tr>
-        <w:tc>
-          <w:tcPr>
-            <w:tcW w:type="dxa" w:w="2556"/>
-          </w:tcPr>
-          <w:p>
-            <w:r/>
-          </w:p>
-        </w:tc>
-        <w:tc>
-          <w:tcPr>
-            <w:tcW w:type="dxa" w:w="2556"/>
-          </w:tcPr>
-          <w:p>
-            <w:r/>
-          </w:p>
-        </w:tc>
-        <w:tc>
-          <w:tcPr>
-            <w:tcW w:type="dxa" w:w="2556"/>
-          </w:tcPr>
-          <w:p>
-            <w:r/>
-          </w:p>
-        </w:tc>
-        <w:tc>
-          <w:tcPr>
-            <w:tcW w:type="dxa" w:w="2556"/>
-          </w:tcPr>
-          <w:p>
-            <w:r/>
-          </w:p>
-        </w:tc>
-      </w:tr>
-    </w:tbl>
+        <w:t>05. W1 · Explain the current example</w:t>
+      </w:r>
+    </w:p>
+    <w:p>
+      <w:r>
+        <w:t>Keep this task’s inputs,rule and response together.</w:t>
+      </w:r>
+    </w:p>
+    <w:p>
+      <w:pPr>
+        <w:pStyle w:val="Heading2"/>
+      </w:pPr>
+      <w:r>
+        <w:t>Complete task and evidence</w:t>
+      </w:r>
+    </w:p>
+    <w:p>
+      <w:pPr>
+        <w:pStyle w:val="ListBullet"/>
+      </w:pPr>
+      <w:r>
+        <w:t>An engineering defense connects requirements, architecture, interfaces, permissions, evaluation, resource evidence and recovery with inspectable tests/runbook. Main three-case demo with mocked storage supports its three fixture behaviors only; actual network reliability, production authentication/security and resources are unmeasured. Complete local picture baseline: V7 approved current fixture-c1 says club V uses room E. Read V7 supports E/source V7/read trace; read absent V8 reviews with null claims; send is denied before lookup with empty effects. All three expected-case contracts can pass although only one answer is supported. Removing V7 means review, not an invented room; a separately supported read does not authorize email/edit/booking. Source cards stay unchanged. Code uses exact structured operations and no real model, network or audience. Its evidence inventory marks time/resources unmeasured, rollback rehearsal not run and people’s sign-off not supplied. Show failures, assumptions and untested boundaries; local recovery and finite clean traces do not guarantee production availability or zero future violations. Demonstration success does not establish all release gates.</w:t>
+      </w:r>
+    </w:p>
+    <w:p>
+      <w:pPr>
+        <w:pStyle w:val="ListBullet"/>
+      </w:pPr>
+      <w:r>
+        <w:t>Explain the weekly mechanism in your own words. Use the worked scenario to name its input, decision rule and output.</w:t>
+      </w:r>
+    </w:p>
     <w:p>
       <w:pPr>
         <w:pStyle w:val="Heading3"/>
       </w:pPr>
       <w:r>
-        <w:t>The step I completed without help, and the hint I needed</w:t>
+        <w:t>My reasoning and evidence</w:t>
       </w:r>
     </w:p>
     <w:p>
@@ -363,38 +277,55 @@
       </w:r>
     </w:p>
     <w:p>
+      <w:r>
+        <w:t>________________________________________________________________</w:t>
+      </w:r>
+    </w:p>
+    <w:p>
+      <w:r>
+        <w:t>________________________________________________________________</w:t>
+      </w:r>
+    </w:p>
+    <w:p>
+      <w:r>
+        <w:t>________________________________________________________________</w:t>
+      </w:r>
+    </w:p>
+    <w:p>
       <w:pPr>
         <w:pStyle w:val="Heading1"/>
       </w:pPr>
       <w:r>
-        <w:t>03. Individual reasoning check</w:t>
-      </w:r>
-    </w:p>
-    <w:p>
-      <w:r>
-        <w:t>Check the proposed Engineering demonstration and defense explanation against the supplied facts before discussing it.</w:t>
-      </w:r>
-    </w:p>
-    <w:p>
-      <w:pPr>
-        <w:spacing w:line="336" w:lineRule="auto" w:after="180"/>
-      </w:pPr>
-      <w:r>
-        <w:rPr>
-          <w:b w:val="0"/>
-        </w:rPr>
-        <w:t>Use the worked case for Engineering demonstration and defense. Proposed explanation: “The worked result establishes every future case”. Decide whether this explanation is supported.</w:t>
-      </w:r>
-    </w:p>
-    <w:p>
-      <w:pPr>
-        <w:spacing w:line="336" w:lineRule="auto" w:after="180"/>
-      </w:pPr>
-      <w:r>
-        <w:rPr>
-          <w:b w:val="0"/>
-        </w:rPr>
-        <w:t>Point to the step or supplied fact that decides; explain your repair if needed.</w:t>
+        <w:t>06. W2 · Trace the calculation</w:t>
+      </w:r>
+    </w:p>
+    <w:p>
+      <w:r>
+        <w:t>Keep this task’s inputs,rule and response together.</w:t>
+      </w:r>
+    </w:p>
+    <w:p>
+      <w:pPr>
+        <w:pStyle w:val="Heading2"/>
+      </w:pPr>
+      <w:r>
+        <w:t>Complete task and evidence</w:t>
+      </w:r>
+    </w:p>
+    <w:p>
+      <w:pPr>
+        <w:pStyle w:val="ListBullet"/>
+      </w:pPr>
+      <w:r>
+        <w:t>An engineering defense connects requirements, architecture, interfaces, permissions, evaluation, resource evidence and recovery with inspectable tests/runbook. Main three-case demo with mocked storage supports its three fixture behaviors only; actual network reliability, production authentication/security and resources are unmeasured. Complete local picture baseline: V7 approved current fixture-c1 says club V uses room E. Read V7 supports E/source V7/read trace; read absent V8 reviews with null claims; send is denied before lookup with empty effects. All three expected-case contracts can pass although only one answer is supported. Removing V7 means review, not an invented room; a separately supported read does not authorize email/edit/booking. Source cards stay unchanged. Code uses exact structured operations and no real model, network or audience. Its evidence inventory marks time/resources unmeasured, rollback rehearsal not run and people’s sign-off not supplied. Show failures, assumptions and untested boundaries; local recovery and finite clean traces do not guarantee production availability or zero future violations. Demonstration success does not establish all release gates.</w:t>
+      </w:r>
+    </w:p>
+    <w:p>
+      <w:pPr>
+        <w:pStyle w:val="ListBullet"/>
+      </w:pPr>
+      <w:r>
+        <w:t>Demo succeeds on three cases using mocked storage. Presenter claims real network reliability and production security. Show the intermediate steps and give the conclusion with its scope.</w:t>
       </w:r>
     </w:p>
     <w:p>
@@ -402,7 +333,7 @@
         <w:pStyle w:val="Heading3"/>
       </w:pPr>
       <w:r>
-        <w:t>My explanation before partner discussion</w:t>
+        <w:t>My reasoning and evidence</w:t>
       </w:r>
     </w:p>
     <w:p>
@@ -426,16 +357,55 @@
       </w:r>
     </w:p>
     <w:p>
+      <w:r>
+        <w:t>________________________________________________________________</w:t>
+      </w:r>
+    </w:p>
+    <w:p>
+      <w:r>
+        <w:t>________________________________________________________________</w:t>
+      </w:r>
+    </w:p>
+    <w:p>
+      <w:r>
+        <w:t>________________________________________________________________</w:t>
+      </w:r>
+    </w:p>
+    <w:p>
       <w:pPr>
         <w:pStyle w:val="Heading1"/>
       </w:pPr>
       <w:r>
-        <w:t>04. Independent transfer case</w:t>
-      </w:r>
-    </w:p>
-    <w:p>
-      <w:r>
-        <w:t>Write one first attempt at the reserved independent case before feedback. Repeated copies of that case refer to the same recorded attempt.</w:t>
+        <w:t>07. W3 · Repair a misconception</w:t>
+      </w:r>
+    </w:p>
+    <w:p>
+      <w:r>
+        <w:t>Keep this task’s inputs,rule and response together.</w:t>
+      </w:r>
+    </w:p>
+    <w:p>
+      <w:pPr>
+        <w:pStyle w:val="Heading2"/>
+      </w:pPr>
+      <w:r>
+        <w:t>Complete task and evidence</w:t>
+      </w:r>
+    </w:p>
+    <w:p>
+      <w:pPr>
+        <w:pStyle w:val="ListBullet"/>
+      </w:pPr>
+      <w:r>
+        <w:t>An engineering defense connects requirements, architecture, interfaces, permissions, evaluation, resource evidence and recovery with inspectable tests/runbook. Main three-case demo with mocked storage supports its three fixture behaviors only; actual network reliability, production authentication/security and resources are unmeasured. Complete local picture baseline: V7 approved current fixture-c1 says club V uses room E. Read V7 supports E/source V7/read trace; read absent V8 reviews with null claims; send is denied before lookup with empty effects. All three expected-case contracts can pass although only one answer is supported. Removing V7 means review, not an invented room; a separately supported read does not authorize email/edit/booking. Source cards stay unchanged. Code uses exact structured operations and no real model, network or audience. Its evidence inventory marks time/resources unmeasured, rollback rehearsal not run and people’s sign-off not supplied. Show failures, assumptions and untested boundaries; local recovery and finite clean traces do not guarantee production availability or zero future violations. Demonstration success does not establish all release gates.</w:t>
+      </w:r>
+    </w:p>
+    <w:p>
+      <w:pPr>
+        <w:pStyle w:val="ListBullet"/>
+      </w:pPr>
+      <w:r>
+        <w:t>A report omits this qualification: A defense earns credibility through traceable scope and honest failures, not universal guarantees. Explain how omitting it could change a reader's interpretation, and write an accurate replacement.</w:t>
       </w:r>
     </w:p>
     <w:p>
@@ -443,18 +413,153 @@
         <w:pStyle w:val="Heading3"/>
       </w:pPr>
       <w:r>
+        <w:t>My reasoning and evidence</w:t>
+      </w:r>
+    </w:p>
+    <w:p>
+      <w:r>
+        <w:t>________________________________________________________________</w:t>
+      </w:r>
+    </w:p>
+    <w:p>
+      <w:r>
+        <w:t>________________________________________________________________</w:t>
+      </w:r>
+    </w:p>
+    <w:p>
+      <w:r>
+        <w:t>________________________________________________________________</w:t>
+      </w:r>
+    </w:p>
+    <w:p>
+      <w:r>
+        <w:t>________________________________________________________________</w:t>
+      </w:r>
+    </w:p>
+    <w:p>
+      <w:r>
+        <w:t>________________________________________________________________</w:t>
+      </w:r>
+    </w:p>
+    <w:p>
+      <w:r>
+        <w:t>________________________________________________________________</w:t>
+      </w:r>
+    </w:p>
+    <w:p>
+      <w:pPr>
+        <w:pStyle w:val="Heading1"/>
+      </w:pPr>
+      <w:r>
+        <w:t>09. W5 · Explain the limitation</w:t>
+      </w:r>
+    </w:p>
+    <w:p>
+      <w:r>
+        <w:t>Keep this task’s inputs,rule and response together.</w:t>
+      </w:r>
+    </w:p>
+    <w:p>
+      <w:pPr>
+        <w:pStyle w:val="Heading2"/>
+      </w:pPr>
+      <w:r>
+        <w:t>Complete task and evidence</w:t>
+      </w:r>
+    </w:p>
+    <w:p>
+      <w:pPr>
+        <w:pStyle w:val="ListBullet"/>
+      </w:pPr>
+      <w:r>
+        <w:t>An engineering defense connects requirements, architecture, interfaces, permissions, evaluation, resource evidence and recovery with inspectable tests/runbook. Main three-case demo with mocked storage supports its three fixture behaviors only; actual network reliability, production authentication/security and resources are unmeasured. Complete local picture baseline: V7 approved current fixture-c1 says club V uses room E. Read V7 supports E/source V7/read trace; read absent V8 reviews with null claims; send is denied before lookup with empty effects. All three expected-case contracts can pass although only one answer is supported. Removing V7 means review, not an invented room; a separately supported read does not authorize email/edit/booking. Source cards stay unchanged. Code uses exact structured operations and no real model, network or audience. Its evidence inventory marks time/resources unmeasured, rollback rehearsal not run and people’s sign-off not supplied. Show failures, assumptions and untested boundaries; local recovery and finite clean traces do not guarantee production availability or zero future violations. Demonstration success does not establish all release gates.</w:t>
+      </w:r>
+    </w:p>
+    <w:p>
+      <w:pPr>
+        <w:pStyle w:val="ListBullet"/>
+      </w:pPr>
+      <w:r>
+        <w:t>For the worked scenario, propose one additional case that could reveal a failure, describe its expected outcome before running it, and explain what would need to remain fixed for a fair comparison. Do not reuse W4 as a new final test after receiving feedback.</w:t>
+      </w:r>
+    </w:p>
+    <w:p>
+      <w:pPr>
+        <w:pStyle w:val="Heading3"/>
+      </w:pPr>
+      <w:r>
+        <w:t>My reasoning and evidence</w:t>
+      </w:r>
+    </w:p>
+    <w:p>
+      <w:r>
+        <w:t>________________________________________________________________</w:t>
+      </w:r>
+    </w:p>
+    <w:p>
+      <w:r>
+        <w:t>________________________________________________________________</w:t>
+      </w:r>
+    </w:p>
+    <w:p>
+      <w:r>
+        <w:t>________________________________________________________________</w:t>
+      </w:r>
+    </w:p>
+    <w:p>
+      <w:r>
+        <w:t>________________________________________________________________</w:t>
+      </w:r>
+    </w:p>
+    <w:p>
+      <w:r>
+        <w:t>________________________________________________________________</w:t>
+      </w:r>
+    </w:p>
+    <w:p>
+      <w:r>
+        <w:t>________________________________________________________________</w:t>
+      </w:r>
+    </w:p>
+    <w:p>
+      <w:r>
+        <w:t>________________________________________________________________</w:t>
+      </w:r>
+    </w:p>
+    <w:p>
+      <w:pPr>
+        <w:pStyle w:val="Heading1"/>
+      </w:pPr>
+      <w:r>
+        <w:t>04. Try alone · Selected transfer</w:t>
+      </w:r>
+    </w:p>
+    <w:p>
+      <w:r>
+        <w:t>Keep this task’s inputs,rule and response together.</w:t>
+      </w:r>
+    </w:p>
+    <w:p>
+      <w:pPr>
+        <w:pStyle w:val="Heading2"/>
+      </w:pPr>
+      <w:r>
+        <w:t>Complete task and evidence</w:t>
+      </w:r>
+    </w:p>
+    <w:p>
+      <w:pPr>
+        <w:pStyle w:val="Heading3"/>
+      </w:pPr>
+      <w:r>
         <w:t>Independent case: Apply a new case independently</w:t>
       </w:r>
     </w:p>
     <w:p>
       <w:pPr>
-        <w:spacing w:line="336" w:lineRule="auto" w:after="180"/>
-        <w:shd w:fill="F5F1FB"/>
-      </w:pPr>
-      <w:r>
-        <w:rPr>
-          <w:b w:val="0"/>
-        </w:rPr>
+        <w:pStyle w:val="ListBullet"/>
+      </w:pPr>
+      <w:r>
         <w:t>Defense records 8/10 case passes, no unauthorised calls in those traces and successful local rollback. What can be claimed?</w:t>
       </w:r>
     </w:p>
@@ -503,12 +608,9 @@
     </w:p>
     <w:p>
       <w:pPr>
-        <w:spacing w:line="336" w:lineRule="auto" w:after="180"/>
-      </w:pPr>
-      <w:r>
-        <w:rPr>
-          <w:b w:val="0"/>
-        </w:rPr>
+        <w:pStyle w:val="ListBullet"/>
+      </w:pPr>
+      <w:r>
         <w:t>Attempt this case before feedback. Record any help. Earlier examples below are further practice; a case already practised with feedback cannot establish fresh transfer.</w:t>
       </w:r>
     </w:p>
@@ -517,59 +619,28 @@
         <w:pStyle w:val="Heading1"/>
       </w:pPr>
       <w:r>
-        <w:t>05. W1 Explain the mechanism</w:t>
-      </w:r>
-    </w:p>
-    <w:p>
-      <w:r>
-        <w:t>Explain the mechanism. Apply the supplied Engineering demonstration and defense facts and keep your reasoning.</w:t>
-      </w:r>
-    </w:p>
-    <w:p>
-      <w:pPr>
-        <w:spacing w:line="336" w:lineRule="auto" w:after="180"/>
-      </w:pPr>
-      <w:r>
-        <w:rPr>
-          <w:b w:val="0"/>
-        </w:rPr>
-        <w:t xml:space="preserve">Explain the weekly </w:t>
-      </w:r>
-      <w:r>
-        <w:rPr>
-          <w:b/>
-        </w:rPr>
-        <w:t>mechanism</w:t>
-      </w:r>
-      <w:r>
-        <w:rPr>
-          <w:b w:val="0"/>
-        </w:rPr>
-        <w:t xml:space="preserve"> in your own words. Use the worked scenario to name its </w:t>
-      </w:r>
-      <w:r>
-        <w:rPr>
-          <w:b/>
-        </w:rPr>
-        <w:t>input</w:t>
-      </w:r>
-      <w:r>
-        <w:rPr>
-          <w:b w:val="0"/>
-        </w:rPr>
-        <w:t xml:space="preserve">, decision rule and </w:t>
-      </w:r>
-      <w:r>
-        <w:rPr>
-          <w:b/>
-        </w:rPr>
-        <w:t>output</w:t>
-      </w:r>
-      <w:r>
-        <w:rPr>
-          <w:b w:val="0"/>
-        </w:rPr>
-        <w:t>.</w:t>
+        <w:t>10. Project · Keep the service evidence</w:t>
+      </w:r>
+    </w:p>
+    <w:p>
+      <w:r>
+        <w:t>Preserve the contract, inputs, observed outcomes and limits.</w:t>
+      </w:r>
+    </w:p>
+    <w:p>
+      <w:pPr>
+        <w:pStyle w:val="Heading2"/>
+      </w:pPr>
+      <w:r>
+        <w:t>Complete task and evidence</w:t>
+      </w:r>
+    </w:p>
+    <w:p>
+      <w:pPr>
+        <w:pStyle w:val="ListBullet"/>
+      </w:pPr>
+      <w:r>
+        <w:t>For Grounded Learning Service, use this week’s independent task as a rehearsal for the final evidence pack: Defense records 8/10 case passes, no unauthorised calls in those traces and successful local rollback. What can be claimed? Keep actual observations separate from expected results, preserve failures, compare a baseline and explain the limits.</w:t>
       </w:r>
     </w:p>
     <w:p>
@@ -577,7 +648,7 @@
         <w:pStyle w:val="Heading3"/>
       </w:pPr>
       <w:r>
-        <w:t>My reasoning and evidence</w:t>
+        <w:t>My project change, supporting evidence and remaining limit</w:t>
       </w:r>
     </w:p>
     <w:p>
@@ -615,400 +686,20 @@
         <w:pStyle w:val="Heading1"/>
       </w:pPr>
       <w:r>
-        <w:t>06. W2 Trace the worked case</w:t>
-      </w:r>
-    </w:p>
-    <w:p>
-      <w:r>
-        <w:t>Trace the worked case. Apply the supplied Engineering demonstration and defense facts and keep your reasoning.</w:t>
-      </w:r>
-    </w:p>
-    <w:p>
-      <w:pPr>
-        <w:spacing w:line="336" w:lineRule="auto" w:after="180"/>
-      </w:pPr>
-      <w:r>
-        <w:rPr>
-          <w:b w:val="0"/>
-        </w:rPr>
-        <w:t>Demo succeeds on three cases using mocked storage. Presenter claims real network reliability and production security. Show the intermediate steps and give the conclusion with its scope.</w:t>
-      </w:r>
-    </w:p>
-    <w:p>
-      <w:pPr>
-        <w:pStyle w:val="Heading3"/>
-      </w:pPr>
-      <w:r>
-        <w:t>My reasoning and evidence</w:t>
-      </w:r>
-    </w:p>
-    <w:p>
-      <w:r>
-        <w:t>________________________________________________________________</w:t>
-      </w:r>
-    </w:p>
-    <w:p>
-      <w:r>
-        <w:t>________________________________________________________________</w:t>
-      </w:r>
-    </w:p>
-    <w:p>
-      <w:r>
-        <w:t>________________________________________________________________</w:t>
-      </w:r>
-    </w:p>
-    <w:p>
-      <w:r>
-        <w:t>________________________________________________________________</w:t>
-      </w:r>
-    </w:p>
-    <w:p>
-      <w:r>
-        <w:t>________________________________________________________________</w:t>
-      </w:r>
-    </w:p>
-    <w:p>
-      <w:r>
-        <w:t>________________________________________________________________</w:t>
-      </w:r>
-    </w:p>
-    <w:p>
-      <w:r>
-        <w:t>________________________________________________________________</w:t>
-      </w:r>
-    </w:p>
-    <w:p>
-      <w:pPr>
-        <w:pStyle w:val="Heading1"/>
-      </w:pPr>
-      <w:r>
-        <w:t>07. W3 Audit the limit</w:t>
-      </w:r>
-    </w:p>
-    <w:p>
-      <w:r>
-        <w:t>Audit the limit. Apply the supplied Engineering demonstration and defense facts and keep your reasoning.</w:t>
-      </w:r>
-    </w:p>
-    <w:p>
-      <w:pPr>
-        <w:spacing w:line="336" w:lineRule="auto" w:after="180"/>
-      </w:pPr>
-      <w:r>
-        <w:rPr>
-          <w:b w:val="0"/>
-        </w:rPr>
-        <w:t>A report omits this qualification: A defense earns credibility through traceable scope and honest failures, not universal guarantees.</w:t>
-      </w:r>
-    </w:p>
-    <w:p>
-      <w:pPr>
-        <w:spacing w:line="336" w:lineRule="auto" w:after="180"/>
-      </w:pPr>
-      <w:r>
-        <w:rPr>
-          <w:b w:val="0"/>
-        </w:rPr>
-        <w:t>Explain how omitting it could change a reader's interpretation, and write an accurate replacement.</w:t>
-      </w:r>
-    </w:p>
-    <w:p>
-      <w:pPr>
-        <w:pStyle w:val="Heading3"/>
-      </w:pPr>
-      <w:r>
-        <w:t>My reasoning and evidence</w:t>
-      </w:r>
-    </w:p>
-    <w:p>
-      <w:r>
-        <w:t>________________________________________________________________</w:t>
-      </w:r>
-    </w:p>
-    <w:p>
-      <w:r>
-        <w:t>________________________________________________________________</w:t>
-      </w:r>
-    </w:p>
-    <w:p>
-      <w:r>
-        <w:t>________________________________________________________________</w:t>
-      </w:r>
-    </w:p>
-    <w:p>
-      <w:r>
-        <w:t>________________________________________________________________</w:t>
-      </w:r>
-    </w:p>
-    <w:p>
-      <w:r>
-        <w:t>________________________________________________________________</w:t>
-      </w:r>
-    </w:p>
-    <w:p>
-      <w:r>
-        <w:t>________________________________________________________________</w:t>
-      </w:r>
-    </w:p>
-    <w:p>
-      <w:pPr>
-        <w:pStyle w:val="Heading1"/>
-      </w:pPr>
-      <w:r>
-        <w:t>08. W4 Apply a new case independently</w:t>
-      </w:r>
-    </w:p>
-    <w:p>
-      <w:r>
-        <w:t>Attempt before feedback. If this repeats the selected independent case, reuse that first attempt; otherwise keep a separate record. Apply a new case independently. Apply the supplied Engineering demonstration and defense facts and keep your reasoning.</w:t>
-      </w:r>
-    </w:p>
-    <w:p>
-      <w:pPr>
-        <w:spacing w:line="336" w:lineRule="auto" w:after="180"/>
-        <w:shd w:fill="F5F1FB"/>
-      </w:pPr>
-      <w:r>
-        <w:rPr>
-          <w:b w:val="0"/>
-        </w:rPr>
-        <w:t>Defense records 8/10 case passes, no unauthorised calls in those traces and successful local rollback. What can be claimed?</w:t>
-      </w:r>
-    </w:p>
-    <w:p>
-      <w:pPr>
-        <w:pStyle w:val="Heading3"/>
-      </w:pPr>
-      <w:r>
-        <w:t>My reasoning and evidence</w:t>
-      </w:r>
-    </w:p>
-    <w:p>
-      <w:r>
-        <w:t>________________________________________________________________</w:t>
-      </w:r>
-    </w:p>
-    <w:p>
-      <w:r>
-        <w:t>________________________________________________________________</w:t>
-      </w:r>
-    </w:p>
-    <w:p>
-      <w:r>
-        <w:t>________________________________________________________________</w:t>
-      </w:r>
-    </w:p>
-    <w:p>
-      <w:r>
-        <w:t>________________________________________________________________</w:t>
-      </w:r>
-    </w:p>
-    <w:p>
-      <w:r>
-        <w:t>________________________________________________________________</w:t>
-      </w:r>
-    </w:p>
-    <w:p>
-      <w:r>
-        <w:t>________________________________________________________________</w:t>
-      </w:r>
-    </w:p>
-    <w:p>
-      <w:r>
-        <w:t>________________________________________________________________</w:t>
-      </w:r>
-    </w:p>
-    <w:p>
-      <w:r>
-        <w:t>________________________________________________________________</w:t>
-      </w:r>
-    </w:p>
-    <w:p>
-      <w:pPr>
-        <w:pStyle w:val="Heading1"/>
-      </w:pPr>
-      <w:r>
-        <w:t>09. W5 Design a revealing follow-up</w:t>
-      </w:r>
-    </w:p>
-    <w:p>
-      <w:r>
-        <w:t>Design a revealing follow-up. Apply the supplied Engineering demonstration and defense facts and keep your reasoning.</w:t>
-      </w:r>
-    </w:p>
-    <w:p>
-      <w:pPr>
-        <w:spacing w:line="336" w:lineRule="auto" w:after="180"/>
-      </w:pPr>
-      <w:r>
-        <w:rPr>
-          <w:b w:val="0"/>
-        </w:rPr>
-        <w:t>For the worked scenario, propose one additional case that could reveal a failure, describe its expected outcome before running it, and explain what would need to remain fixed for a fair comparison.</w:t>
-      </w:r>
-    </w:p>
-    <w:p>
-      <w:pPr>
-        <w:spacing w:line="336" w:lineRule="auto" w:after="180"/>
-      </w:pPr>
-      <w:r>
-        <w:rPr>
-          <w:b w:val="0"/>
-        </w:rPr>
-        <w:t>Do not reuse W4 as a new final test after receiving feedback.</w:t>
-      </w:r>
-    </w:p>
-    <w:p>
-      <w:pPr>
-        <w:pStyle w:val="Heading3"/>
-      </w:pPr>
-      <w:r>
-        <w:t>My reasoning and evidence</w:t>
-      </w:r>
-    </w:p>
-    <w:p>
-      <w:r>
-        <w:t>________________________________________________________________</w:t>
-      </w:r>
-    </w:p>
-    <w:p>
-      <w:r>
-        <w:t>________________________________________________________________</w:t>
-      </w:r>
-    </w:p>
-    <w:p>
-      <w:r>
-        <w:t>________________________________________________________________</w:t>
-      </w:r>
-    </w:p>
-    <w:p>
-      <w:r>
-        <w:t>________________________________________________________________</w:t>
-      </w:r>
-    </w:p>
-    <w:p>
-      <w:r>
-        <w:t>________________________________________________________________</w:t>
-      </w:r>
-    </w:p>
-    <w:p>
-      <w:r>
-        <w:t>________________________________________________________________</w:t>
-      </w:r>
-    </w:p>
-    <w:p>
-      <w:r>
-        <w:t>________________________________________________________________</w:t>
-      </w:r>
-    </w:p>
-    <w:p>
-      <w:pPr>
-        <w:pStyle w:val="Heading1"/>
-      </w:pPr>
-      <w:r>
-        <w:t>10. Project checkpoint and reflection</w:t>
-      </w:r>
-    </w:p>
-    <w:p>
-      <w:r>
-        <w:t>Connect Engineering demonstration and defense to Grounded Learning Service, identify a limit and choose the next useful test.</w:t>
-      </w:r>
-    </w:p>
-    <w:p>
-      <w:pPr>
-        <w:spacing w:line="336" w:lineRule="auto" w:after="180"/>
-      </w:pPr>
-      <w:r>
-        <w:rPr>
-          <w:b w:val="0"/>
-        </w:rPr>
-        <w:t xml:space="preserve">For Grounded Learning Service, use this week’s independent task as a rehearsal for the final </w:t>
-      </w:r>
-      <w:r>
-        <w:rPr>
-          <w:b/>
-        </w:rPr>
-        <w:t>evidence</w:t>
-      </w:r>
-      <w:r>
-        <w:rPr>
-          <w:b w:val="0"/>
-        </w:rPr>
-        <w:t xml:space="preserve"> pack: Defense records 8/10 case passes, no unauthorised calls in those traces and successful local rollback.</w:t>
-      </w:r>
-    </w:p>
-    <w:p>
-      <w:pPr>
-        <w:spacing w:line="336" w:lineRule="auto" w:after="180"/>
-      </w:pPr>
-      <w:r>
-        <w:rPr>
-          <w:b w:val="0"/>
-        </w:rPr>
-        <w:t xml:space="preserve">What can be claimed? Keep actual </w:t>
-      </w:r>
-      <w:r>
-        <w:rPr>
-          <w:b/>
-        </w:rPr>
-        <w:t>observation</w:t>
-      </w:r>
-      <w:r>
-        <w:rPr>
-          <w:b w:val="0"/>
-        </w:rPr>
-        <w:t>s separate from expected results, preserve failures, compare a baseline and explain the limits.</w:t>
-      </w:r>
-    </w:p>
-    <w:p>
-      <w:pPr>
-        <w:pStyle w:val="Heading3"/>
-      </w:pPr>
-      <w:r>
-        <w:t>My project change, supporting evidence and remaining limit</w:t>
-      </w:r>
-    </w:p>
-    <w:p>
-      <w:r>
-        <w:t>________________________________________________________________</w:t>
-      </w:r>
-    </w:p>
-    <w:p>
-      <w:r>
-        <w:t>________________________________________________________________</w:t>
-      </w:r>
-    </w:p>
-    <w:p>
-      <w:r>
-        <w:t>________________________________________________________________</w:t>
-      </w:r>
-    </w:p>
-    <w:p>
-      <w:r>
-        <w:t>________________________________________________________________</w:t>
-      </w:r>
-    </w:p>
-    <w:p>
-      <w:r>
-        <w:t>________________________________________________________________</w:t>
-      </w:r>
-    </w:p>
-    <w:p>
-      <w:r>
-        <w:t>________________________________________________________________</w:t>
-      </w:r>
-    </w:p>
-    <w:p>
-      <w:pPr>
-        <w:pStyle w:val="Heading1"/>
-      </w:pPr>
-      <w:r>
-        <w:t>11. Feedback, return check and learning record</w:t>
-      </w:r>
-    </w:p>
-    <w:p>
-      <w:r>
-        <w:t>Record the first repaired step and a different case to revisit after a delay.</w:t>
+        <w:t>11. Feedback · Repair and return</w:t>
+      </w:r>
+    </w:p>
+    <w:p>
+      <w:r>
+        <w:t>Keep this task’s inputs,rule and response together.</w:t>
+      </w:r>
+    </w:p>
+    <w:p>
+      <w:pPr>
+        <w:pStyle w:val="Heading2"/>
+      </w:pPr>
+      <w:r>
+        <w:t>Complete task and evidence</w:t>
       </w:r>
     </w:p>
     <w:tbl>
@@ -1149,12 +840,9 @@
     </w:tbl>
     <w:p>
       <w:pPr>
-        <w:spacing w:line="336" w:lineRule="auto" w:after="180"/>
-      </w:pPr>
-      <w:r>
-        <w:rPr>
-          <w:b w:val="0"/>
-        </w:rPr>
+        <w:pStyle w:val="ListBullet"/>
+      </w:pPr>
+      <w:r>
         <w:t>Revisit this idea with your teacher after a delay. Familiarity is different from explaining and using it on a changed case.</w:t>
       </w:r>
     </w:p>
@@ -1163,33 +851,321 @@
         <w:pStyle w:val="Heading1"/>
       </w:pPr>
       <w:r>
-        <w:t>12. Pictorial case practice: Engineering demonstration and defense</w:t>
-      </w:r>
-    </w:p>
-    <w:p>
-      <w:r>
-        <w:t>Defend one complete service trace. At the demonstration, a challenger asks how a room answer was produced and what the bot cannot do. Explain the labelled step before checking the changed condition.</w:t>
-      </w:r>
-    </w:p>
-    <w:p>
-      <w:pPr>
-        <w:spacing w:line="336" w:lineRule="auto" w:after="180"/>
-      </w:pPr>
-      <w:r>
-        <w:rPr>
-          <w:b w:val="0"/>
-        </w:rPr>
+        <w:t>Reference bank and extra practice</w:t>
+      </w:r>
+    </w:p>
+    <w:p>
+      <w:pPr>
+        <w:pStyle w:val="Heading1"/>
+      </w:pPr>
+      <w:r>
+        <w:t>02. Reference · Supported W2 record</w:t>
+      </w:r>
+    </w:p>
+    <w:p>
+      <w:r>
+        <w:t>Keep this task’s inputs,rule and response together.</w:t>
+      </w:r>
+    </w:p>
+    <w:p>
+      <w:pPr>
+        <w:pStyle w:val="Heading2"/>
+      </w:pPr>
+      <w:r>
+        <w:t>Complete task and evidence</w:t>
+      </w:r>
+    </w:p>
+    <w:p>
+      <w:pPr>
+        <w:pStyle w:val="ListBullet"/>
+      </w:pPr>
+      <w:r>
+        <w:t>Use W2: Trace the worked case for Engineering demonstration and defense. Record the answer once; the lesson and workbook refer to the same attempt.</w:t>
+      </w:r>
+    </w:p>
+    <w:tbl>
+      <w:tblPr>
+        <w:tblStyle w:val="LightShading-Accent1"/>
+        <w:tblW w:type="auto" w:w="0"/>
+        <w:tblLook w:firstColumn="1" w:firstRow="1" w:lastColumn="0" w:lastRow="0" w:noHBand="0" w:noVBand="1" w:val="04A0"/>
+      </w:tblPr>
+      <w:tblGrid>
+        <w:gridCol w:w="2556"/>
+        <w:gridCol w:w="2556"/>
+        <w:gridCol w:w="2556"/>
+        <w:gridCol w:w="2556"/>
+      </w:tblGrid>
+      <w:tr>
+        <w:trPr>
+          <w:tblHeader/>
+        </w:trPr>
+        <w:tc>
+          <w:tcPr>
+            <w:tcW w:type="dxa" w:w="2556"/>
+          </w:tcPr>
+          <w:p>
+            <w:r>
+              <w:t>Given inputs</w:t>
+            </w:r>
+          </w:p>
+        </w:tc>
+        <w:tc>
+          <w:tcPr>
+            <w:tcW w:type="dxa" w:w="2556"/>
+          </w:tcPr>
+          <w:p>
+            <w:r>
+              <w:t>Procedure I chose</w:t>
+            </w:r>
+          </w:p>
+        </w:tc>
+        <w:tc>
+          <w:tcPr>
+            <w:tcW w:type="dxa" w:w="2556"/>
+          </w:tcPr>
+          <w:p>
+            <w:r>
+              <w:t>Middle steps</w:t>
+            </w:r>
+          </w:p>
+        </w:tc>
+        <w:tc>
+          <w:tcPr>
+            <w:tcW w:type="dxa" w:w="2556"/>
+          </w:tcPr>
+          <w:p>
+            <w:r>
+              <w:t>Result and check</w:t>
+            </w:r>
+          </w:p>
+        </w:tc>
+      </w:tr>
+      <w:tr>
+        <w:tc>
+          <w:tcPr>
+            <w:tcW w:type="dxa" w:w="2556"/>
+          </w:tcPr>
+          <w:p>
+            <w:r/>
+          </w:p>
+        </w:tc>
+        <w:tc>
+          <w:tcPr>
+            <w:tcW w:type="dxa" w:w="2556"/>
+          </w:tcPr>
+          <w:p>
+            <w:r/>
+          </w:p>
+        </w:tc>
+        <w:tc>
+          <w:tcPr>
+            <w:tcW w:type="dxa" w:w="2556"/>
+          </w:tcPr>
+          <w:p>
+            <w:r/>
+          </w:p>
+        </w:tc>
+        <w:tc>
+          <w:tcPr>
+            <w:tcW w:type="dxa" w:w="2556"/>
+          </w:tcPr>
+          <w:p>
+            <w:r/>
+          </w:p>
+        </w:tc>
+      </w:tr>
+    </w:tbl>
+    <w:p>
+      <w:pPr>
+        <w:pStyle w:val="Heading3"/>
+      </w:pPr>
+      <w:r>
+        <w:t>The step I completed without help, and the hint I needed</w:t>
+      </w:r>
+    </w:p>
+    <w:p>
+      <w:r>
+        <w:t>________________________________________________________________</w:t>
+      </w:r>
+    </w:p>
+    <w:p>
+      <w:r>
+        <w:t>________________________________________________________________</w:t>
+      </w:r>
+    </w:p>
+    <w:p>
+      <w:r>
+        <w:t>________________________________________________________________</w:t>
+      </w:r>
+    </w:p>
+    <w:p>
+      <w:pPr>
+        <w:pStyle w:val="Heading1"/>
+      </w:pPr>
+      <w:r>
+        <w:t>03. Extra practice · Individual reasoning check</w:t>
+      </w:r>
+    </w:p>
+    <w:p>
+      <w:r>
+        <w:t>Keep this task’s inputs,rule and response together.</w:t>
+      </w:r>
+    </w:p>
+    <w:p>
+      <w:pPr>
+        <w:pStyle w:val="Heading2"/>
+      </w:pPr>
+      <w:r>
+        <w:t>Complete task and evidence</w:t>
+      </w:r>
+    </w:p>
+    <w:p>
+      <w:pPr>
+        <w:pStyle w:val="ListBullet"/>
+      </w:pPr>
+      <w:r>
+        <w:t>Use the worked case for Engineering demonstration and defense. Proposed explanation: “The worked result establishes every future case”. Decide whether this explanation is supported. Point to the step or supplied fact that decides; explain your repair if needed.</w:t>
+      </w:r>
+    </w:p>
+    <w:p>
+      <w:pPr>
+        <w:pStyle w:val="Heading3"/>
+      </w:pPr>
+      <w:r>
+        <w:t>My explanation before partner discussion</w:t>
+      </w:r>
+    </w:p>
+    <w:p>
+      <w:r>
+        <w:t>________________________________________________________________</w:t>
+      </w:r>
+    </w:p>
+    <w:p>
+      <w:r>
+        <w:t>________________________________________________________________</w:t>
+      </w:r>
+    </w:p>
+    <w:p>
+      <w:r>
+        <w:t>________________________________________________________________</w:t>
+      </w:r>
+    </w:p>
+    <w:p>
+      <w:r>
+        <w:t>________________________________________________________________</w:t>
+      </w:r>
+    </w:p>
+    <w:p>
+      <w:pPr>
+        <w:pStyle w:val="Heading1"/>
+      </w:pPr>
+      <w:r>
+        <w:t>08. Reference · Earlier W4 response copy</w:t>
+      </w:r>
+    </w:p>
+    <w:p>
+      <w:r>
+        <w:t>Keep this task’s inputs,rule and response together.</w:t>
+      </w:r>
+    </w:p>
+    <w:p>
+      <w:pPr>
+        <w:pStyle w:val="Heading2"/>
+      </w:pPr>
+      <w:r>
+        <w:t>Complete task and evidence</w:t>
+      </w:r>
+    </w:p>
+    <w:p>
+      <w:pPr>
+        <w:pStyle w:val="ListBullet"/>
+      </w:pPr>
+      <w:r>
+        <w:t>Defense records 8/10 case passes, no unauthorised calls in those traces and successful local rollback. What can be claimed?</w:t>
+      </w:r>
+    </w:p>
+    <w:p>
+      <w:pPr>
+        <w:pStyle w:val="Heading3"/>
+      </w:pPr>
+      <w:r>
+        <w:t>My reasoning and evidence</w:t>
+      </w:r>
+    </w:p>
+    <w:p>
+      <w:r>
+        <w:t>________________________________________________________________</w:t>
+      </w:r>
+    </w:p>
+    <w:p>
+      <w:r>
+        <w:t>________________________________________________________________</w:t>
+      </w:r>
+    </w:p>
+    <w:p>
+      <w:r>
+        <w:t>________________________________________________________________</w:t>
+      </w:r>
+    </w:p>
+    <w:p>
+      <w:r>
+        <w:t>________________________________________________________________</w:t>
+      </w:r>
+    </w:p>
+    <w:p>
+      <w:r>
+        <w:t>________________________________________________________________</w:t>
+      </w:r>
+    </w:p>
+    <w:p>
+      <w:r>
+        <w:t>________________________________________________________________</w:t>
+      </w:r>
+    </w:p>
+    <w:p>
+      <w:r>
+        <w:t>________________________________________________________________</w:t>
+      </w:r>
+    </w:p>
+    <w:p>
+      <w:r>
+        <w:t>________________________________________________________________</w:t>
+      </w:r>
+    </w:p>
+    <w:p>
+      <w:pPr>
+        <w:pStyle w:val="Heading1"/>
+      </w:pPr>
+      <w:r>
+        <w:t>12. Extra practice · Pictured case</w:t>
+      </w:r>
+    </w:p>
+    <w:p>
+      <w:r>
+        <w:t>Keep this task’s inputs,rule and response together.</w:t>
+      </w:r>
+    </w:p>
+    <w:p>
+      <w:pPr>
+        <w:pStyle w:val="Heading2"/>
+      </w:pPr>
+      <w:r>
+        <w:t>Complete task and evidence</w:t>
+      </w:r>
+    </w:p>
+    <w:p>
+      <w:pPr>
+        <w:pStyle w:val="ListBullet"/>
+      </w:pPr>
+      <w:r>
         <w:t>Defend one complete service trace. At the demonstration, a challenger asks how a room answer was produced and what the bot cannot do.</w:t>
       </w:r>
     </w:p>
     <w:p>
       <w:pPr>
-        <w:spacing w:line="336" w:lineRule="auto" w:after="180"/>
-      </w:pPr>
-      <w:r>
-        <w:rPr>
-          <w:b w:val="0"/>
-        </w:rPr>
+        <w:pStyle w:val="ListBullet"/>
+      </w:pPr>
+      <w:r>
         <w:t>Approved card V7 says club V uses room E. All trusted tools are read-only.</w:t>
       </w:r>
     </w:p>
@@ -1231,26 +1207,10 @@
     </w:p>
     <w:p>
       <w:pPr>
-        <w:spacing w:line="336" w:lineRule="auto" w:after="180"/>
-        <w:shd w:fill="F5F1FB"/>
-      </w:pPr>
-      <w:r>
-        <w:rPr>
-          <w:b w:val="0"/>
-        </w:rPr>
-        <w:t xml:space="preserve">Locate V7, room E and read-only scope in the demonstration. Which </w:t>
-      </w:r>
-      <w:r>
-        <w:rPr>
-          <w:b/>
-        </w:rPr>
-        <w:t>evidence</w:t>
-      </w:r>
-      <w:r>
-        <w:rPr>
-          <w:b w:val="0"/>
-        </w:rPr>
-        <w:t xml:space="preserve"> supports the answer, and why must a request to email everyone still be refused?</w:t>
+        <w:pStyle w:val="ListBullet"/>
+      </w:pPr>
+      <w:r>
+        <w:t>Locate V7, room E and read-only scope in the demonstration. Which evidence supports the answer, and why must a request to email everyone still be refused?</w:t>
       </w:r>
     </w:p>
     <w:p>
@@ -1293,57 +1253,18 @@
     </w:p>
     <w:p>
       <w:pPr>
-        <w:pStyle w:val="Heading3"/>
-      </w:pPr>
-      <w:r>
-        <w:t>Record the help used</w:t>
-      </w:r>
-    </w:p>
-    <w:p>
-      <w:pPr>
-        <w:spacing w:line="336" w:lineRule="auto" w:after="180"/>
-        <w:shd w:fill="F1F6F8"/>
-      </w:pPr>
-      <w:r>
-        <w:rPr>
-          <w:b w:val="0"/>
-        </w:rPr>
-        <w:t xml:space="preserve">Support used: alone / hint / worked example. This record is practice </w:t>
-      </w:r>
-      <w:r>
-        <w:rPr>
-          <w:b/>
-        </w:rPr>
-        <w:t>evidence</w:t>
-      </w:r>
-      <w:r>
-        <w:rPr>
-          <w:b w:val="0"/>
-        </w:rPr>
-        <w:t>.</w:t>
-      </w:r>
-    </w:p>
-    <w:p>
-      <w:pPr>
-        <w:spacing w:line="336" w:lineRule="auto" w:after="180"/>
-      </w:pPr>
-      <w:r>
-        <w:rPr>
-          <w:b w:val="0"/>
-        </w:rPr>
-        <w:t xml:space="preserve">Project connection: For the Grounded Learning Service, retain an annotated trace and the changed-case result. Name the contract or </w:t>
-      </w:r>
-      <w:r>
-        <w:rPr>
-          <w:b/>
-        </w:rPr>
-        <w:t>evidence</w:t>
-      </w:r>
-      <w:r>
-        <w:rPr>
-          <w:b w:val="0"/>
-        </w:rPr>
-        <w:t xml:space="preserve"> that makes the deciding step valid, so another team can review it.</w:t>
+        <w:pStyle w:val="ListBullet"/>
+      </w:pPr>
+      <w:r>
+        <w:t>Support used: alone / hint / worked example. This record is practice evidence.</w:t>
+      </w:r>
+    </w:p>
+    <w:p>
+      <w:pPr>
+        <w:pStyle w:val="ListBullet"/>
+      </w:pPr>
+      <w:r>
+        <w:t>Project connection: For the Grounded Learning Service, retain an annotated trace and the changed-case result. Name the contract or evidence that makes the deciding step valid, so another team can review it.</w:t>
       </w:r>
     </w:p>
     <w:p>
@@ -1351,69 +1272,44 @@
         <w:pStyle w:val="Heading1"/>
       </w:pPr>
       <w:r>
-        <w:t>13. Project portfolio milestone</w:t>
-      </w:r>
-    </w:p>
-    <w:p>
-      <w:r>
-        <w:t>Keep this week’s input, deciding step, result and limit together in the Grounded Learning Service record.</w:t>
-      </w:r>
-    </w:p>
-    <w:p>
-      <w:pPr>
-        <w:spacing w:line="336" w:lineRule="auto" w:after="180"/>
-      </w:pPr>
-      <w:r>
-        <w:rPr>
-          <w:b w:val="0"/>
-        </w:rPr>
+        <w:t>13. Reference · Project milestone</w:t>
+      </w:r>
+    </w:p>
+    <w:p>
+      <w:r>
+        <w:t>Keep this task’s inputs,rule and response together.</w:t>
+      </w:r>
+    </w:p>
+    <w:p>
+      <w:pPr>
+        <w:pStyle w:val="Heading2"/>
+      </w:pPr>
+      <w:r>
+        <w:t>Complete task and evidence</w:t>
+      </w:r>
+    </w:p>
+    <w:p>
+      <w:pPr>
+        <w:pStyle w:val="ListBullet"/>
+      </w:pPr>
+      <w:r>
         <w:t>Project: Grounded Learning Service</w:t>
       </w:r>
     </w:p>
     <w:p>
       <w:pPr>
-        <w:spacing w:line="336" w:lineRule="auto" w:after="180"/>
-      </w:pPr>
-      <w:r>
-        <w:rPr>
-          <w:b w:val="0"/>
-        </w:rPr>
-        <w:t xml:space="preserve">Current milestone: Present and defend. Demonstrate the system, explain one failure and justify the next improvement with </w:t>
-      </w:r>
-      <w:r>
-        <w:rPr>
-          <w:b/>
-        </w:rPr>
-        <w:t>evidence</w:t>
-      </w:r>
-      <w:r>
-        <w:rPr>
-          <w:b w:val="0"/>
-        </w:rPr>
-        <w:t>.</w:t>
-      </w:r>
-    </w:p>
-    <w:p>
-      <w:pPr>
-        <w:spacing w:line="336" w:lineRule="auto" w:after="180"/>
-      </w:pPr>
-      <w:r>
-        <w:rPr>
-          <w:b w:val="0"/>
-        </w:rPr>
-        <w:t xml:space="preserve">For the Grounded Learning Service, retain an annotated trace and the changed-case result. Name the contract or </w:t>
-      </w:r>
-      <w:r>
-        <w:rPr>
-          <w:b/>
-        </w:rPr>
-        <w:t>evidence</w:t>
-      </w:r>
-      <w:r>
-        <w:rPr>
-          <w:b w:val="0"/>
-        </w:rPr>
-        <w:t xml:space="preserve"> that makes the deciding step valid, so another team can review it.</w:t>
+        <w:pStyle w:val="ListBullet"/>
+      </w:pPr>
+      <w:r>
+        <w:t>Current milestone: Present and defend. Demonstrate the system, explain one failure and justify the next improvement with evidence.</w:t>
+      </w:r>
+    </w:p>
+    <w:p>
+      <w:pPr>
+        <w:pStyle w:val="ListBullet"/>
+      </w:pPr>
+      <w:r>
+        <w:t>For the Grounded Learning Service, retain an annotated trace and the changed-case result. Name the contract or evidence that makes the deciding step valid, so another team can review it.</w:t>
       </w:r>
     </w:p>
     <w:tbl>
@@ -1570,12 +1466,476 @@
         <w:pStyle w:val="Heading1"/>
       </w:pPr>
       <w:r>
-        <w:t>14. Supported practice and learning evidence</w:t>
-      </w:r>
-    </w:p>
-    <w:p>
-      <w:r>
-        <w:t>Try the supported questions before comparing with hints and feedback. Record what you repaired and the evidence you retained.</w:t>
+        <w:t>14. Extra practice · Predict,check and repair</w:t>
+      </w:r>
+    </w:p>
+    <w:p>
+      <w:r>
+        <w:t>Keep supported feedback separate from the independent case.</w:t>
+      </w:r>
+    </w:p>
+    <w:p>
+      <w:pPr>
+        <w:pStyle w:val="Heading2"/>
+      </w:pPr>
+      <w:r>
+        <w:t>First supported question and optional hint</w:t>
+      </w:r>
+    </w:p>
+    <w:p>
+      <w:pPr>
+        <w:pStyle w:val="ListBullet"/>
+      </w:pPr>
+      <w:r>
+        <w:t>Defend one complete service trace. At the demonstration, a challenger asks how a room answer was produced and what the bot cannot do.</w:t>
+      </w:r>
+    </w:p>
+    <w:p>
+      <w:pPr>
+        <w:pStyle w:val="Heading3"/>
+      </w:pPr>
+      <w:r>
+        <w:t>Practice 1: explain the deciding evidence</w:t>
+      </w:r>
+    </w:p>
+    <w:p>
+      <w:pPr>
+        <w:pStyle w:val="ListBullet"/>
+      </w:pPr>
+      <w:r>
+        <w:t>Which labelled step matches this detail? With no approved card, decline to invent a room.</w:t>
+      </w:r>
+    </w:p>
+    <w:p>
+      <w:pPr>
+        <w:pStyle w:val="ListBullet"/>
+      </w:pPr>
+      <w:r>
+        <w:t>1. Name missing evidence</w:t>
+      </w:r>
+    </w:p>
+    <w:p>
+      <w:pPr>
+        <w:pStyle w:val="ListBullet"/>
+      </w:pPr>
+      <w:r>
+        <w:t>2. Show source path</w:t>
+      </w:r>
+    </w:p>
+    <w:p>
+      <w:pPr>
+        <w:pStyle w:val="ListBullet"/>
+      </w:pPr>
+      <w:r>
+        <w:t>3. Support the claim</w:t>
+      </w:r>
+    </w:p>
+    <w:p>
+      <w:pPr>
+        <w:pStyle w:val="ListBullet"/>
+      </w:pPr>
+      <w:r>
+        <w:t>4. Show authority</w:t>
+      </w:r>
+    </w:p>
+    <w:p>
+      <w:pPr>
+        <w:pStyle w:val="Heading3"/>
+      </w:pPr>
+      <w:r>
+        <w:t>My selected conclusion, deciding fact and explanation</w:t>
+      </w:r>
+    </w:p>
+    <w:p>
+      <w:r>
+        <w:t>________________________________________________________________</w:t>
+      </w:r>
+    </w:p>
+    <w:p>
+      <w:r>
+        <w:t>________________________________________________________________</w:t>
+      </w:r>
+    </w:p>
+    <w:p>
+      <w:r>
+        <w:t>________________________________________________________________</w:t>
+      </w:r>
+    </w:p>
+    <w:p>
+      <w:r>
+        <w:t>________________________________________________________________</w:t>
+      </w:r>
+    </w:p>
+    <w:p>
+      <w:r>
+        <w:t>________________________________________________________________</w:t>
+      </w:r>
+    </w:p>
+    <w:p>
+      <w:pPr>
+        <w:pStyle w:val="ListBullet"/>
+      </w:pPr>
+      <w:r>
+        <w:t>Hint if needed: Read the steps in the pictorial case. Match the supplied detail to the stage that performs or records it.</w:t>
+      </w:r>
+    </w:p>
+    <w:p>
+      <w:pPr>
+        <w:pStyle w:val="Heading2"/>
+      </w:pPr>
+      <w:r>
+        <w:t>Check after the first attempt · reference / check after trying</w:t>
+      </w:r>
+    </w:p>
+    <w:p>
+      <w:pPr>
+        <w:spacing w:line="336" w:lineRule="auto" w:after="180"/>
+      </w:pPr>
+      <w:r>
+        <w:rPr>
+          <w:b w:val="0"/>
+        </w:rPr>
+        <w:t xml:space="preserve">After your attempt, compare with the supported explanation: Name missing </w:t>
+      </w:r>
+      <w:r>
+        <w:rPr>
+          <w:b/>
+        </w:rPr>
+        <w:t>evidence</w:t>
+      </w:r>
+      <w:r>
+        <w:rPr>
+          <w:b w:val="0"/>
+        </w:rPr>
+        <w:t xml:space="preserve"> With no approved card, decline to invent a room. A defence links behaviour to </w:t>
+      </w:r>
+      <w:r>
+        <w:rPr>
+          <w:b/>
+        </w:rPr>
+        <w:t>evidence</w:t>
+      </w:r>
+      <w:r>
+        <w:rPr>
+          <w:b w:val="0"/>
+        </w:rPr>
+        <w:t xml:space="preserve"> and limitations.</w:t>
+      </w:r>
+    </w:p>
+    <w:p>
+      <w:pPr>
+        <w:spacing w:line="336" w:lineRule="auto" w:after="180"/>
+      </w:pPr>
+      <w:r>
+        <w:rPr>
+          <w:b w:val="0"/>
+        </w:rPr>
+        <w:t>Demonstrate both a valid answer path and a meaningful refused request.</w:t>
+      </w:r>
+    </w:p>
+    <w:p>
+      <w:pPr>
+        <w:pStyle w:val="Heading2"/>
+      </w:pPr>
+      <w:r>
+        <w:t>Changed-case question and optional hint</w:t>
+      </w:r>
+    </w:p>
+    <w:p>
+      <w:pPr>
+        <w:pStyle w:val="Heading3"/>
+      </w:pPr>
+      <w:r>
+        <w:t>Practice 2: explain the deciding evidence</w:t>
+      </w:r>
+    </w:p>
+    <w:p>
+      <w:pPr>
+        <w:pStyle w:val="ListBullet"/>
+      </w:pPr>
+      <w:r>
+        <w:t>Changed-case practice: The challenger asks the bot to email everyone about room E. Which conclusion is supported by the supplied facts?</w:t>
+      </w:r>
+    </w:p>
+    <w:p>
+      <w:pPr>
+        <w:pStyle w:val="ListBullet"/>
+      </w:pPr>
+      <w:r>
+        <w:t>1. This one example guarantees correct results for every future input.</w:t>
+      </w:r>
+    </w:p>
+    <w:p>
+      <w:pPr>
+        <w:pStyle w:val="ListBullet"/>
+      </w:pPr>
+      <w:r>
+        <w:t>2. Refuse that operation while retaining the supported room answer.</w:t>
+      </w:r>
+    </w:p>
+    <w:p>
+      <w:pPr>
+        <w:pStyle w:val="ListBullet"/>
+      </w:pPr>
+      <w:r>
+        <w:t>3. We can decide the result without examining the changed input or the procedure.</w:t>
+      </w:r>
+    </w:p>
+    <w:p>
+      <w:pPr>
+        <w:pStyle w:val="Heading3"/>
+      </w:pPr>
+      <w:r>
+        <w:t>My selected conclusion, deciding fact and explanation</w:t>
+      </w:r>
+    </w:p>
+    <w:p>
+      <w:r>
+        <w:t>________________________________________________________________</w:t>
+      </w:r>
+    </w:p>
+    <w:p>
+      <w:r>
+        <w:t>________________________________________________________________</w:t>
+      </w:r>
+    </w:p>
+    <w:p>
+      <w:r>
+        <w:t>________________________________________________________________</w:t>
+      </w:r>
+    </w:p>
+    <w:p>
+      <w:r>
+        <w:t>________________________________________________________________</w:t>
+      </w:r>
+    </w:p>
+    <w:p>
+      <w:r>
+        <w:t>________________________________________________________________</w:t>
+      </w:r>
+    </w:p>
+    <w:p>
+      <w:pPr>
+        <w:pStyle w:val="ListBullet"/>
+      </w:pPr>
+      <w:r>
+        <w:t>Hint if needed: Use the changed condition and the deciding step in the pictorial trace. The answer must say what follows from those facts.</w:t>
+      </w:r>
+    </w:p>
+    <w:p>
+      <w:pPr>
+        <w:pStyle w:val="Heading2"/>
+      </w:pPr>
+      <w:r>
+        <w:t>Check after the changed attempt · reference / check after trying</w:t>
+      </w:r>
+    </w:p>
+    <w:p>
+      <w:pPr>
+        <w:spacing w:line="336" w:lineRule="auto" w:after="180"/>
+      </w:pPr>
+      <w:r>
+        <w:rPr>
+          <w:b w:val="0"/>
+        </w:rPr>
+        <w:t>After your attempt, compare with the supported explanation: Refuse that operation while retaining the supported room answer. Knowing a fact does not grant authority for an external action.</w:t>
+      </w:r>
+    </w:p>
+    <w:p>
+      <w:pPr>
+        <w:pStyle w:val="Heading2"/>
+      </w:pPr>
+      <w:r>
+        <w:t>Repair and retain the record</w:t>
+      </w:r>
+    </w:p>
+    <w:p>
+      <w:pPr>
+        <w:spacing w:line="336" w:lineRule="auto" w:after="180"/>
+      </w:pPr>
+      <w:r>
+        <w:rPr>
+          <w:b w:val="0"/>
+        </w:rPr>
+        <w:t xml:space="preserve">Review Capstone release review (ai-6/35). Goal: Explain the </w:t>
+      </w:r>
+      <w:r>
+        <w:rPr>
+          <w:b/>
+        </w:rPr>
+        <w:t>mechanism</w:t>
+      </w:r>
+      <w:r>
+        <w:rPr>
+          <w:b w:val="0"/>
+        </w:rPr>
+        <w:t xml:space="preserve"> and terminology of capstone release review. Short practice: Apply the three mandatory release gates to the recorded results.</w:t>
+      </w:r>
+    </w:p>
+    <w:p>
+      <w:pPr>
+        <w:spacing w:line="336" w:lineRule="auto" w:after="180"/>
+      </w:pPr>
+      <w:r>
+        <w:rPr>
+          <w:b w:val="0"/>
+        </w:rPr>
+        <w:t xml:space="preserve">Why do two passes not outweigh the deletion failure, and what </w:t>
+      </w:r>
+      <w:r>
+        <w:rPr>
+          <w:b/>
+        </w:rPr>
+        <w:t>evidence</w:t>
+      </w:r>
+      <w:r>
+        <w:rPr>
+          <w:b w:val="0"/>
+        </w:rPr>
+        <w:t xml:space="preserve"> must follow its repair?. Return to this week and explain what you changed.</w:t>
+      </w:r>
+    </w:p>
+    <w:p>
+      <w:pPr>
+        <w:spacing w:line="336" w:lineRule="auto" w:after="180"/>
+      </w:pPr>
+      <w:r>
+        <w:rPr>
+          <w:b w:val="0"/>
+        </w:rPr>
+        <w:t xml:space="preserve">Review Capstone service implementation (ai-6/33). Goal: Explain the </w:t>
+      </w:r>
+      <w:r>
+        <w:rPr>
+          <w:b/>
+        </w:rPr>
+        <w:t>mechanism</w:t>
+      </w:r>
+      <w:r>
+        <w:rPr>
+          <w:b w:val="0"/>
+        </w:rPr>
+        <w:t xml:space="preserve"> and terminology of capstone service implementation. Short practice: Trace the G2 fact request and edit request through the prototype.</w:t>
+      </w:r>
+    </w:p>
+    <w:p>
+      <w:pPr>
+        <w:spacing w:line="336" w:lineRule="auto" w:after="180"/>
+      </w:pPr>
+      <w:r>
+        <w:rPr>
+          <w:b w:val="0"/>
+        </w:rPr>
+        <w:t>What can be returned, what cannot be done, and how does removing G2 change those two outcomes?. Return to this week and explain what you changed.</w:t>
+      </w:r>
+    </w:p>
+    <w:p>
+      <w:pPr>
+        <w:spacing w:line="336" w:lineRule="auto" w:after="180"/>
+      </w:pPr>
+      <w:r>
+        <w:rPr>
+          <w:b w:val="0"/>
+        </w:rPr>
+        <w:t xml:space="preserve">Review Security and privacy review (ai-6/30). Goal: Explain the </w:t>
+      </w:r>
+      <w:r>
+        <w:rPr>
+          <w:b/>
+        </w:rPr>
+        <w:t>mechanism</w:t>
+      </w:r>
+      <w:r>
+        <w:rPr>
+          <w:b w:val="0"/>
+        </w:rPr>
+        <w:t xml:space="preserve"> and terminology of security and privacy review. Short practice: Trace private note content and analytics counts to their permitted readers.</w:t>
+      </w:r>
+    </w:p>
+    <w:p>
+      <w:pPr>
+        <w:spacing w:line="336" w:lineRule="auto" w:after="180"/>
+      </w:pPr>
+      <w:r>
+        <w:rPr>
+          <w:b w:val="0"/>
+        </w:rPr>
+        <w:t>Why is storing full notes in the dashboard outside this design, and what risk can remain for tiny-group counts?. Return to this week and explain what you changed.</w:t>
+      </w:r>
+    </w:p>
+    <w:p>
+      <w:pPr>
+        <w:spacing w:line="336" w:lineRule="auto" w:after="180"/>
+      </w:pPr>
+      <w:r>
+        <w:rPr>
+          <w:b w:val="0"/>
+        </w:rPr>
+        <w:t xml:space="preserve">Use Download completed work in the hosted lesson to export your answers, reflections, practice feedback and code-run </w:t>
+      </w:r>
+      <w:r>
+        <w:rPr>
+          <w:b/>
+        </w:rPr>
+        <w:t>evidence</w:t>
+      </w:r>
+      <w:r>
+        <w:rPr>
+          <w:b w:val="0"/>
+        </w:rPr>
+        <w:t>. Open the HTML copy to read or print it.</w:t>
+      </w:r>
+    </w:p>
+    <w:p>
+      <w:pPr>
+        <w:spacing w:line="336" w:lineRule="auto" w:after="180"/>
+      </w:pPr>
+      <w:r>
+        <w:rPr>
+          <w:b w:val="0"/>
+        </w:rPr>
+        <w:t>Drafts stay in this browser when storage is available; clear drafts on a shared device.</w:t>
+      </w:r>
+    </w:p>
+    <w:p>
+      <w:pPr>
+        <w:pStyle w:val="Heading3"/>
+      </w:pPr>
+      <w:r>
+        <w:t>What I repaired, the evidence I kept and the next test</w:t>
+      </w:r>
+    </w:p>
+    <w:p>
+      <w:r>
+        <w:t>________________________________________________________________</w:t>
+      </w:r>
+    </w:p>
+    <w:p>
+      <w:r>
+        <w:t>________________________________________________________________</w:t>
+      </w:r>
+    </w:p>
+    <w:p>
+      <w:r>
+        <w:t>________________________________________________________________</w:t>
+      </w:r>
+    </w:p>
+    <w:p>
+      <w:r>
+        <w:t>________________________________________________________________</w:t>
+      </w:r>
+    </w:p>
+    <w:p>
+      <w:r>
+        <w:t>________________________________________________________________</w:t>
+      </w:r>
+    </w:p>
+    <w:p>
+      <w:pPr>
+        <w:pStyle w:val="Heading2"/>
+      </w:pPr>
+      <w:r>
+        <w:t>Earlier wording, alternatives and picture transcripts · reference / check after trying</w:t>
       </w:r>
     </w:p>
     <w:p>
@@ -1591,86 +1951,10 @@
     </w:p>
     <w:p>
       <w:pPr>
-        <w:spacing w:line="336" w:lineRule="auto" w:after="180"/>
-      </w:pPr>
-      <w:r>
-        <w:rPr>
-          <w:b w:val="0"/>
-        </w:rPr>
-        <w:t>Defend one complete service trace. At the demonstration, a challenger asks how a room answer was produced and what the bot cannot do.</w:t>
-      </w:r>
-    </w:p>
-    <w:p>
-      <w:pPr>
         <w:pStyle w:val="Heading3"/>
       </w:pPr>
       <w:r>
-        <w:t>Practice 1: explain the deciding evidence</w:t>
-      </w:r>
-    </w:p>
-    <w:p>
-      <w:pPr>
-        <w:spacing w:line="336" w:lineRule="auto" w:after="180"/>
-      </w:pPr>
-      <w:r>
-        <w:rPr>
-          <w:b w:val="0"/>
-        </w:rPr>
-        <w:t>Which labelled step matches this detail? With no approved card, decline to invent a room.</w:t>
-      </w:r>
-    </w:p>
-    <w:p>
-      <w:pPr>
-        <w:spacing w:line="336" w:lineRule="auto" w:after="180"/>
-        <w:shd w:fill="F4F9FC"/>
-      </w:pPr>
-      <w:r>
-        <w:rPr>
-          <w:b w:val="0"/>
-        </w:rPr>
-        <w:t xml:space="preserve">1. Name missing </w:t>
-      </w:r>
-      <w:r>
-        <w:rPr>
-          <w:b/>
-        </w:rPr>
-        <w:t>evidence</w:t>
-      </w:r>
-    </w:p>
-    <w:p>
-      <w:pPr>
-        <w:spacing w:line="336" w:lineRule="auto" w:after="180"/>
-        <w:shd w:fill="F4F9FC"/>
-      </w:pPr>
-      <w:r>
-        <w:rPr>
-          <w:b w:val="0"/>
-        </w:rPr>
-        <w:t>2. Show source path</w:t>
-      </w:r>
-    </w:p>
-    <w:p>
-      <w:pPr>
-        <w:spacing w:line="336" w:lineRule="auto" w:after="180"/>
-        <w:shd w:fill="F4F9FC"/>
-      </w:pPr>
-      <w:r>
-        <w:rPr>
-          <w:b w:val="0"/>
-        </w:rPr>
-        <w:t>3. Support the claim</w:t>
-      </w:r>
-    </w:p>
-    <w:p>
-      <w:pPr>
-        <w:spacing w:line="336" w:lineRule="auto" w:after="180"/>
-        <w:shd w:fill="F4F9FC"/>
-      </w:pPr>
-      <w:r>
-        <w:rPr>
-          <w:b w:val="0"/>
-        </w:rPr>
-        <w:t>4. Show authority</w:t>
+        <w:t>Repair a missing building block</w:t>
       </w:r>
     </w:p>
     <w:p>
@@ -1678,484 +1962,25 @@
         <w:pStyle w:val="Heading3"/>
       </w:pPr>
       <w:r>
-        <w:t>My selected conclusion, deciding fact and explanation</w:t>
-      </w:r>
-    </w:p>
-    <w:p>
-      <w:r>
-        <w:t>________________________________________________________________</w:t>
-      </w:r>
-    </w:p>
-    <w:p>
-      <w:r>
-        <w:t>________________________________________________________________</w:t>
-      </w:r>
-    </w:p>
-    <w:p>
-      <w:r>
-        <w:t>________________________________________________________________</w:t>
-      </w:r>
-    </w:p>
-    <w:p>
-      <w:r>
-        <w:t>________________________________________________________________</w:t>
-      </w:r>
-    </w:p>
-    <w:p>
-      <w:r>
-        <w:t>________________________________________________________________</w:t>
-      </w:r>
-    </w:p>
-    <w:p>
-      <w:pPr>
-        <w:pStyle w:val="Heading3"/>
-      </w:pPr>
-      <w:r>
-        <w:t>Hint · try first</w:t>
-      </w:r>
-    </w:p>
-    <w:p>
-      <w:pPr>
-        <w:spacing w:line="336" w:lineRule="auto" w:after="180"/>
-        <w:shd w:fill="F1F6F8"/>
-      </w:pPr>
-      <w:r>
-        <w:rPr>
-          <w:b w:val="0"/>
-        </w:rPr>
-        <w:t>Hint if needed: Read the steps in the pictorial case. Match the supplied detail to the stage that performs or records it.</w:t>
-      </w:r>
-    </w:p>
-    <w:p>
-      <w:pPr>
-        <w:pStyle w:val="Heading3"/>
-      </w:pPr>
-      <w:r>
-        <w:t>Feedback · compare after trying</w:t>
-      </w:r>
-    </w:p>
-    <w:p>
-      <w:pPr>
-        <w:spacing w:line="336" w:lineRule="auto" w:after="180"/>
-        <w:shd w:fill="F1F6FC"/>
-      </w:pPr>
-      <w:r>
-        <w:rPr>
-          <w:b w:val="0"/>
-        </w:rPr>
-        <w:t xml:space="preserve">After your attempt, compare with the supported explanation: Name missing </w:t>
-      </w:r>
-      <w:r>
-        <w:rPr>
-          <w:b/>
-        </w:rPr>
-        <w:t>evidence</w:t>
-      </w:r>
-      <w:r>
-        <w:rPr>
-          <w:b w:val="0"/>
-        </w:rPr>
-        <w:t xml:space="preserve"> With no approved card, decline to invent a room. A defence links behaviour to </w:t>
-      </w:r>
-      <w:r>
-        <w:rPr>
-          <w:b/>
-        </w:rPr>
-        <w:t>evidence</w:t>
-      </w:r>
-      <w:r>
-        <w:rPr>
-          <w:b w:val="0"/>
-        </w:rPr>
-        <w:t xml:space="preserve"> and limitations.</w:t>
-      </w:r>
-    </w:p>
-    <w:p>
-      <w:pPr>
-        <w:spacing w:line="336" w:lineRule="auto" w:after="180"/>
-        <w:shd w:fill="F1F6FC"/>
-      </w:pPr>
-      <w:r>
-        <w:rPr>
-          <w:b w:val="0"/>
-        </w:rPr>
-        <w:t>Demonstrate both a valid answer path and a meaningful refused request.</w:t>
-      </w:r>
-    </w:p>
-    <w:p>
-      <w:pPr>
-        <w:pStyle w:val="Heading3"/>
-      </w:pPr>
-      <w:r>
-        <w:t>Practice 2: explain the deciding evidence</w:t>
-      </w:r>
-    </w:p>
-    <w:p>
-      <w:pPr>
-        <w:pStyle w:val="Heading3"/>
-      </w:pPr>
-      <w:r>
-        <w:t>Changed case · predict first</w:t>
-      </w:r>
-    </w:p>
-    <w:p>
-      <w:pPr>
-        <w:spacing w:line="336" w:lineRule="auto" w:after="180"/>
-        <w:shd w:fill="F5F1FB"/>
-      </w:pPr>
-      <w:r>
-        <w:rPr>
-          <w:b w:val="0"/>
-        </w:rPr>
-        <w:t>Changed-case practice: The challenger asks the bot to email everyone about room E. Which conclusion is supported by the supplied facts?</w:t>
-      </w:r>
-    </w:p>
-    <w:p>
-      <w:pPr>
-        <w:spacing w:line="336" w:lineRule="auto" w:after="180"/>
-        <w:shd w:fill="F4F9FC"/>
-      </w:pPr>
-      <w:r>
-        <w:rPr>
-          <w:b w:val="0"/>
-        </w:rPr>
-        <w:t xml:space="preserve">1. This one example guarantees correct results for every future </w:t>
-      </w:r>
-      <w:r>
-        <w:rPr>
-          <w:b/>
-        </w:rPr>
-        <w:t>input</w:t>
-      </w:r>
-      <w:r>
-        <w:rPr>
-          <w:b w:val="0"/>
-        </w:rPr>
-        <w:t>.</w:t>
-      </w:r>
-    </w:p>
-    <w:p>
-      <w:pPr>
-        <w:spacing w:line="336" w:lineRule="auto" w:after="180"/>
-        <w:shd w:fill="F4F9FC"/>
-      </w:pPr>
-      <w:r>
-        <w:rPr>
-          <w:b w:val="0"/>
-        </w:rPr>
-        <w:t>2. Refuse that operation while retaining the supported room answer.</w:t>
-      </w:r>
-    </w:p>
-    <w:p>
-      <w:pPr>
-        <w:spacing w:line="336" w:lineRule="auto" w:after="180"/>
-        <w:shd w:fill="F4F9FC"/>
-      </w:pPr>
-      <w:r>
-        <w:rPr>
-          <w:b w:val="0"/>
-        </w:rPr>
-        <w:t xml:space="preserve">3. We can decide the result without examining the changed </w:t>
-      </w:r>
-      <w:r>
-        <w:rPr>
-          <w:b/>
-        </w:rPr>
-        <w:t>input</w:t>
-      </w:r>
-      <w:r>
-        <w:rPr>
-          <w:b w:val="0"/>
-        </w:rPr>
-        <w:t xml:space="preserve"> or the procedure.</w:t>
-      </w:r>
-    </w:p>
-    <w:p>
-      <w:pPr>
-        <w:pStyle w:val="Heading3"/>
-      </w:pPr>
-      <w:r>
-        <w:t>My selected conclusion, deciding fact and explanation</w:t>
-      </w:r>
-    </w:p>
-    <w:p>
-      <w:r>
-        <w:t>________________________________________________________________</w:t>
-      </w:r>
-    </w:p>
-    <w:p>
-      <w:r>
-        <w:t>________________________________________________________________</w:t>
-      </w:r>
-    </w:p>
-    <w:p>
-      <w:r>
-        <w:t>________________________________________________________________</w:t>
-      </w:r>
-    </w:p>
-    <w:p>
-      <w:r>
-        <w:t>________________________________________________________________</w:t>
-      </w:r>
-    </w:p>
-    <w:p>
-      <w:r>
-        <w:t>________________________________________________________________</w:t>
-      </w:r>
-    </w:p>
-    <w:p>
-      <w:pPr>
-        <w:pStyle w:val="Heading3"/>
-      </w:pPr>
-      <w:r>
-        <w:t>Hint · try first</w:t>
-      </w:r>
-    </w:p>
-    <w:p>
-      <w:pPr>
-        <w:spacing w:line="336" w:lineRule="auto" w:after="180"/>
-        <w:shd w:fill="F1F6F8"/>
-      </w:pPr>
-      <w:r>
-        <w:rPr>
-          <w:b w:val="0"/>
-        </w:rPr>
-        <w:t>Hint if needed: Use the changed condition and the deciding step in the pictorial trace. The answer must say what follows from those facts.</w:t>
-      </w:r>
-    </w:p>
-    <w:p>
-      <w:pPr>
-        <w:pStyle w:val="Heading3"/>
-      </w:pPr>
-      <w:r>
-        <w:t>Feedback · compare after trying</w:t>
-      </w:r>
-    </w:p>
-    <w:p>
-      <w:pPr>
-        <w:spacing w:line="336" w:lineRule="auto" w:after="180"/>
-        <w:shd w:fill="F1F6FC"/>
-      </w:pPr>
-      <w:r>
-        <w:rPr>
-          <w:b w:val="0"/>
-        </w:rPr>
-        <w:t>After your attempt, compare with the supported explanation: Refuse that operation while retaining the supported room answer. Knowing a fact does not grant authority for an external action.</w:t>
-      </w:r>
-    </w:p>
-    <w:p>
-      <w:pPr>
-        <w:pStyle w:val="Heading3"/>
-      </w:pPr>
-      <w:r>
-        <w:t>Repair a missing building block</w:t>
-      </w:r>
-    </w:p>
-    <w:p>
-      <w:pPr>
-        <w:spacing w:line="336" w:lineRule="auto" w:after="180"/>
-      </w:pPr>
-      <w:r>
-        <w:rPr>
-          <w:b w:val="0"/>
-        </w:rPr>
-        <w:t xml:space="preserve">Review Capstone release review (ai-6/35). Goal: Explain the </w:t>
-      </w:r>
-      <w:r>
-        <w:rPr>
-          <w:b/>
-        </w:rPr>
-        <w:t>mechanism</w:t>
-      </w:r>
-      <w:r>
-        <w:rPr>
-          <w:b w:val="0"/>
-        </w:rPr>
-        <w:t xml:space="preserve"> and terminology of capstone release review. Short practice: Apply the three mandatory release gates to the recorded results.</w:t>
-      </w:r>
-    </w:p>
-    <w:p>
-      <w:pPr>
-        <w:spacing w:line="336" w:lineRule="auto" w:after="180"/>
-      </w:pPr>
-      <w:r>
-        <w:rPr>
-          <w:b w:val="0"/>
-        </w:rPr>
-        <w:t xml:space="preserve">Why do two passes not outweigh the deletion failure, and what </w:t>
-      </w:r>
-      <w:r>
-        <w:rPr>
-          <w:b/>
-        </w:rPr>
-        <w:t>evidence</w:t>
-      </w:r>
-      <w:r>
-        <w:rPr>
-          <w:b w:val="0"/>
-        </w:rPr>
-        <w:t xml:space="preserve"> must follow its repair?. Return to this week and explain what you changed.</w:t>
-      </w:r>
-    </w:p>
-    <w:p>
-      <w:pPr>
-        <w:spacing w:line="336" w:lineRule="auto" w:after="180"/>
-      </w:pPr>
-      <w:r>
-        <w:rPr>
-          <w:b w:val="0"/>
-        </w:rPr>
-        <w:t xml:space="preserve">Review Capstone service implementation (ai-6/33). Goal: Explain the </w:t>
-      </w:r>
-      <w:r>
-        <w:rPr>
-          <w:b/>
-        </w:rPr>
-        <w:t>mechanism</w:t>
-      </w:r>
-      <w:r>
-        <w:rPr>
-          <w:b w:val="0"/>
-        </w:rPr>
-        <w:t xml:space="preserve"> and terminology of capstone service implementation. Short practice: Trace the G2 fact request and edit request through the prototype.</w:t>
-      </w:r>
-    </w:p>
-    <w:p>
-      <w:pPr>
-        <w:spacing w:line="336" w:lineRule="auto" w:after="180"/>
-      </w:pPr>
-      <w:r>
-        <w:rPr>
-          <w:b w:val="0"/>
-        </w:rPr>
-        <w:t>What can be returned, what cannot be done, and how does removing G2 change those two outcomes?. Return to this week and explain what you changed.</w:t>
-      </w:r>
-    </w:p>
-    <w:p>
-      <w:pPr>
-        <w:spacing w:line="336" w:lineRule="auto" w:after="180"/>
-      </w:pPr>
-      <w:r>
-        <w:rPr>
-          <w:b w:val="0"/>
-        </w:rPr>
-        <w:t xml:space="preserve">Review Security and privacy review (ai-6/30). Goal: Explain the </w:t>
-      </w:r>
-      <w:r>
-        <w:rPr>
-          <w:b/>
-        </w:rPr>
-        <w:t>mechanism</w:t>
-      </w:r>
-      <w:r>
-        <w:rPr>
-          <w:b w:val="0"/>
-        </w:rPr>
-        <w:t xml:space="preserve"> and terminology of security and privacy review. Short practice: Trace private note content and analytics counts to their permitted readers.</w:t>
-      </w:r>
-    </w:p>
-    <w:p>
-      <w:pPr>
-        <w:spacing w:line="336" w:lineRule="auto" w:after="180"/>
-      </w:pPr>
-      <w:r>
-        <w:rPr>
-          <w:b w:val="0"/>
-        </w:rPr>
-        <w:t>Why is storing full notes in the dashboard outside this design, and what risk can remain for tiny-group counts?. Return to this week and explain what you changed.</w:t>
-      </w:r>
-    </w:p>
-    <w:p>
-      <w:pPr>
-        <w:pStyle w:val="Heading3"/>
-      </w:pPr>
-      <w:r>
         <w:t>Keep your completed work</w:t>
       </w:r>
     </w:p>
     <w:p>
       <w:pPr>
-        <w:spacing w:line="336" w:lineRule="auto" w:after="180"/>
-      </w:pPr>
-      <w:r>
-        <w:rPr>
-          <w:b w:val="0"/>
-        </w:rPr>
-        <w:t xml:space="preserve">Use Download completed work in the hosted lesson to export your answers, reflections, practice feedback and code-run </w:t>
-      </w:r>
-      <w:r>
-        <w:rPr>
-          <w:b/>
-        </w:rPr>
-        <w:t>evidence</w:t>
-      </w:r>
-      <w:r>
-        <w:rPr>
-          <w:b w:val="0"/>
-        </w:rPr>
-        <w:t>. Open the HTML copy to read or print it.</w:t>
-      </w:r>
-    </w:p>
-    <w:p>
-      <w:pPr>
-        <w:spacing w:line="336" w:lineRule="auto" w:after="180"/>
-      </w:pPr>
-      <w:r>
-        <w:rPr>
-          <w:b w:val="0"/>
-        </w:rPr>
-        <w:t>Drafts stay in this browser when storage is available; clear drafts on a shared device.</w:t>
-      </w:r>
-    </w:p>
-    <w:p>
-      <w:pPr>
-        <w:pStyle w:val="Heading3"/>
-      </w:pPr>
-      <w:r>
-        <w:t>What I repaired, the evidence I kept and the next test</w:t>
-      </w:r>
-    </w:p>
-    <w:p>
-      <w:r>
-        <w:t>________________________________________________________________</w:t>
-      </w:r>
-    </w:p>
-    <w:p>
-      <w:r>
-        <w:t>________________________________________________________________</w:t>
-      </w:r>
-    </w:p>
-    <w:p>
-      <w:r>
-        <w:t>________________________________________________________________</w:t>
-      </w:r>
-    </w:p>
-    <w:p>
-      <w:r>
-        <w:t>________________________________________________________________</w:t>
-      </w:r>
-    </w:p>
-    <w:p>
-      <w:r>
-        <w:t>________________________________________________________________</w:t>
-      </w:r>
-    </w:p>
-    <w:p>
-      <w:pPr>
         <w:pStyle w:val="Heading1"/>
       </w:pPr>
       <w:r>
-        <w:t>15. Visual concept journey</w:t>
-      </w:r>
-    </w:p>
-    <w:p>
-      <w:r>
-        <w:t>Explain each Engineering demonstration and defense picture from its labels, then record a relevant limit.</w:t>
-      </w:r>
-    </w:p>
-    <w:p>
-      <w:pPr>
-        <w:pStyle w:val="Heading3"/>
+        <w:t>15. Reference · Six-picture response sheets</w:t>
+      </w:r>
+    </w:p>
+    <w:p>
+      <w:r>
+        <w:t>Choose the picture that helps explain the current step.</w:t>
+      </w:r>
+    </w:p>
+    <w:p>
+      <w:pPr>
+        <w:pStyle w:val="Heading2"/>
       </w:pPr>
       <w:r>
         <w:t>01. Engineering demonstration and defense: the case</w:t>
@@ -2211,7 +2036,6 @@
     <w:p>
       <w:pPr>
         <w:spacing w:line="336" w:lineRule="auto" w:after="180"/>
-        <w:shd w:fill="F5F1FB"/>
       </w:pPr>
       <w:r>
         <w:rPr>
@@ -2250,7 +2074,7 @@
     </w:p>
     <w:p>
       <w:pPr>
-        <w:pStyle w:val="Heading3"/>
+        <w:pStyle w:val="Heading2"/>
       </w:pPr>
       <w:r>
         <w:t>02. Follow the deciding steps</w:t>
@@ -2318,7 +2142,6 @@
     <w:p>
       <w:pPr>
         <w:spacing w:line="336" w:lineRule="auto" w:after="180"/>
-        <w:shd w:fill="F5F1FB"/>
       </w:pPr>
       <w:r>
         <w:rPr>
@@ -2369,7 +2192,7 @@
     </w:p>
     <w:p>
       <w:pPr>
-        <w:pStyle w:val="Heading3"/>
+        <w:pStyle w:val="Heading2"/>
       </w:pPr>
       <w:r>
         <w:t>03. Engineering demonstration and defense — evidence trace</w:t>
@@ -2482,7 +2305,6 @@
     <w:p>
       <w:pPr>
         <w:spacing w:line="336" w:lineRule="auto" w:after="180"/>
-        <w:shd w:fill="F5F1FB"/>
       </w:pPr>
       <w:r>
         <w:rPr>
@@ -2521,7 +2343,7 @@
     </w:p>
     <w:p>
       <w:pPr>
-        <w:pStyle w:val="Heading3"/>
+        <w:pStyle w:val="Heading2"/>
       </w:pPr>
       <w:r>
         <w:t>04. Change one thing. Trace what follows.</w:t>
@@ -2588,7 +2410,6 @@
     <w:p>
       <w:pPr>
         <w:spacing w:line="336" w:lineRule="auto" w:after="180"/>
-        <w:shd w:fill="F5F1FB"/>
       </w:pPr>
       <w:r>
         <w:rPr>
@@ -2627,7 +2448,7 @@
     </w:p>
     <w:p>
       <w:pPr>
-        <w:pStyle w:val="Heading3"/>
+        <w:pStyle w:val="Heading2"/>
       </w:pPr>
       <w:r>
         <w:t>05. Connect the explanation to its limit</w:t>
@@ -2706,7 +2527,6 @@
     <w:p>
       <w:pPr>
         <w:spacing w:line="336" w:lineRule="auto" w:after="180"/>
-        <w:shd w:fill="F5F1FB"/>
       </w:pPr>
       <w:r>
         <w:rPr>
@@ -2745,7 +2565,7 @@
     </w:p>
     <w:p>
       <w:pPr>
-        <w:pStyle w:val="Heading3"/>
+        <w:pStyle w:val="Heading2"/>
       </w:pPr>
       <w:r>
         <w:t>06. Make the idea visible in your project</w:t>
@@ -2848,7 +2668,6 @@
     <w:p>
       <w:pPr>
         <w:spacing w:line="336" w:lineRule="auto" w:after="180"/>
-        <w:shd w:fill="F5F1FB"/>
       </w:pPr>
       <w:r>
         <w:rPr>
@@ -2895,6 +2714,62 @@
     <w:p>
       <w:r>
         <w:t>________________________________________________________________</w:t>
+      </w:r>
+    </w:p>
+    <w:p>
+      <w:pPr>
+        <w:pStyle w:val="Heading2"/>
+      </w:pPr>
+      <w:r>
+        <w:t>Earlier wording, alternatives and picture transcripts · reference / check after trying</w:t>
+      </w:r>
+    </w:p>
+    <w:p>
+      <w:pPr>
+        <w:pStyle w:val="Heading3"/>
+      </w:pPr>
+      <w:r>
+        <w:t>01. Engineering demonstration and defense: the case</w:t>
+      </w:r>
+    </w:p>
+    <w:p>
+      <w:pPr>
+        <w:pStyle w:val="Heading3"/>
+      </w:pPr>
+      <w:r>
+        <w:t>02. Follow the deciding steps</w:t>
+      </w:r>
+    </w:p>
+    <w:p>
+      <w:pPr>
+        <w:pStyle w:val="Heading3"/>
+      </w:pPr>
+      <w:r>
+        <w:t>03. Engineering demonstration and defense — evidence trace</w:t>
+      </w:r>
+    </w:p>
+    <w:p>
+      <w:pPr>
+        <w:pStyle w:val="Heading3"/>
+      </w:pPr>
+      <w:r>
+        <w:t>04. Change one thing. Trace what follows.</w:t>
+      </w:r>
+    </w:p>
+    <w:p>
+      <w:pPr>
+        <w:pStyle w:val="Heading3"/>
+      </w:pPr>
+      <w:r>
+        <w:t>05. Connect the explanation to its limit</w:t>
+      </w:r>
+    </w:p>
+    <w:p>
+      <w:pPr>
+        <w:pStyle w:val="Heading3"/>
+      </w:pPr>
+      <w:r>
+        <w:t>06. Make the idea visible in your project</w:t>
       </w:r>
     </w:p>
     <w:sectPr>
